--- a/reports/manuscript/MNKAI-III_Manuscript.docx
+++ b/reports/manuscript/MNKAI-III_Manuscript.docx
@@ -124,7 +124,7 @@
           <w:sz w:val="22"/>
           <w:szCs w:val="22"/>
         </w:rPr>
-        <w:t xml:space="preserve"> We built a complete decision-support pipeline on a single 6 GB consumer laptop, with no GPU training in the primary method. The backbone is frozen; only lightweight linear/shallow probes are trained on cached features. On the Diverse Dermatology Images (DDI) benchmark of 656 biopsy-confirmed clinical photographs (one lesion per image), we evaluate malignant-versus-benign classification with image-level 5-fold stratified cross-validation, the standard DDI protocol. We compare a single frozen DINOv2 ViT-B/14 probe against a score-averaged ensemble of six frozen foundation backbones (DINOv2-B, DINOv2-B-reg, DINOv2-L, EVA-02-B, ConvNeXt-V2-B, SigLIP-B). Statistical support is provided by stratified bootstrap 95% confidence intervals (CIs), paired-bootstrap Delta-AUROC tests, and multi-seed cross-validation. Separately, on a 25-condition Indian-focused classification task we compare the frozen probe against a matched fine-tuning baseline (classifier re-training, cRT) on a duplicate-audited external test set, and we ship a trust stack: temperature-scaled calibration, RAPS conformal prediction, and per-Fitzpatrick selective prediction. A photo-grounded, confidence-gated large-language-model (LLM) triage layer is described as an engineering contribution.</w:t>
+        <w:t xml:space="preserve"> We assembled approximately 266,000 labeled, de-duplicated images from eight public sources spanning dermoscopy (ISIC-2019, ISIC-2024, BCN20000) and clinical photography (Fitzpatrick17k/CleanPatrick, SCIN, DermaCon-IN, PAD-UFES-20, DDI, Mpox/MSLD), of which roughly 15,000 are Fitzpatrick IV–VI — the binding scarcity. Frozen-backbone features for the entire corpus were extracted once in a single forward pass and cached; every subsequent experiment is a lightweight head fit on those cached features, so the complete decision-support pipeline was built on a single 6 GB consumer laptop with no backbone gradient step in the primary method. The 25-condition Indian-focused task is trained on 33,250 group-aware (patient/lesion-disjoint) images and evaluated on a duplicate-audited external test set (5,886 images; 3,813 after near-duplicate removal); the 9-condition dermoscopy task is trained on 197,137 images and evaluated out-of-fold because its external partition is class-degenerate. On the Diverse Dermatology Images (DDI) benchmark of 656 biopsy-confirmed clinical photographs (one lesion per image), we evaluate malignant-versus-benign classification with image-level 5-fold stratified cross-validation, the standard DDI protocol. We compare a single frozen DINOv2 ViT-B/14 probe against a score-averaged ensemble of six frozen foundation backbones (DINOv2-B, DINOv2-B-reg, DINOv2-L, EVA-02-B, ConvNeXt-V2-B, SigLIP-B). Statistical support is provided by stratified bootstrap 95% confidence intervals (CIs), paired-bootstrap Delta-AUROC tests, and multi-seed cross-validation. Separately, on a 25-condition Indian-focused classification task we compare the frozen probe against a matched fine-tuning baseline (classifier re-training, cRT) on a duplicate-audited external test set, and we ship a trust stack: temperature-scaled calibration, RAPS conformal prediction, and per-Fitzpatrick selective prediction. A photo-grounded, confidence-gated large-language-model (LLM) triage layer is described as an engineering contribution.</w:t>
       </w:r>
     </w:p>
     <w:p>
@@ -772,6 +772,630 @@
         </w:rPr>
         <w:t xml:space="preserve">The training corpus comprises approximately 266,000 labeled, de-duplicated images spanning dermoscopy (ISIC-2019, ISIC-2024, BCN20000) and clinical photographs (Fitzpatrick17k cleaned via CleanPatrick, SCIN, DermaCon-IN, PAD-UFES-20, DDI, and Mpox/MSLD). Darker-skin (Fitzpatrick IV–VI) coverage is approximately 15,000 images — the binding scarcity. No synthetic data and no scraping beyond public research datasets were used. Splits are group-aware (patient/lesion-disjoint); Section 3.6 details a residual leakage correction.</w:t>
       </w:r>
+    </w:p>
+    <w:p>
+      <w:pPr>
+        <w:spacing w:after="140" w:before="60" w:line="300"/>
+        <w:jc w:val="both"/>
+      </w:pPr>
+      <w:r>
+        <w:rPr>
+          <w:rFonts w:ascii="Cambria" w:cs="Cambria" w:eastAsia="Cambria" w:hAnsi="Cambria"/>
+          <w:sz w:val="22"/>
+          <w:szCs w:val="22"/>
+        </w:rPr>
+        <w:t xml:space="preserve">From this corpus we derive two multiclass tasks. The </w:t>
+      </w:r>
+      <w:r>
+        <w:rPr>
+          <w:rFonts w:ascii="Cambria" w:cs="Cambria" w:eastAsia="Cambria" w:hAnsi="Cambria"/>
+          <w:b/>
+          <w:bCs/>
+          <w:sz w:val="22"/>
+          <w:szCs w:val="22"/>
+        </w:rPr>
+        <w:t xml:space="preserve">25-condition Indian-focused task</w:t>
+      </w:r>
+      <w:r>
+        <w:rPr>
+          <w:rFonts w:ascii="Cambria" w:cs="Cambria" w:eastAsia="Cambria" w:hAnsi="Cambria"/>
+          <w:sz w:val="22"/>
+          <w:szCs w:val="22"/>
+        </w:rPr>
+        <w:t xml:space="preserve"> comprises 39,136 images — 33,250 in the training/cross-validation partition and 5,886 in a held-out external test partition (reduced to 3,813 after the near-duplicate correction of Section 3.6). The </w:t>
+      </w:r>
+      <w:r>
+        <w:rPr>
+          <w:rFonts w:ascii="Cambria" w:cs="Cambria" w:eastAsia="Cambria" w:hAnsi="Cambria"/>
+          <w:b/>
+          <w:bCs/>
+          <w:sz w:val="22"/>
+          <w:szCs w:val="22"/>
+        </w:rPr>
+        <w:t xml:space="preserve">9-condition dermoscopy task</w:t>
+      </w:r>
+      <w:r>
+        <w:rPr>
+          <w:rFonts w:ascii="Cambria" w:cs="Cambria" w:eastAsia="Cambria" w:hAnsi="Cambria"/>
+          <w:sz w:val="22"/>
+          <w:szCs w:val="22"/>
+        </w:rPr>
+        <w:t xml:space="preserve"> comprises 248,172 images — 197,137 training/cross-validation and 51,035 external; because its external partition is 99.8% nevi (class-degenerate), we report out-of-fold cross-validation for that task instead. Backbone features for every image in both tasks were extracted once and cached (a single inference pass, no gradients), after which all probe fitting, calibration, conformal, and ablation experiments run on CPU from cache — this is what makes the full study laptop-feasible.</w:t>
+      </w:r>
+    </w:p>
+    <w:p>
+      <w:pPr>
+        <w:spacing w:after="140" w:before="60" w:line="300"/>
+        <w:jc w:val="both"/>
+      </w:pPr>
+      <w:r>
+        <w:rPr>
+          <w:rFonts w:ascii="Cambria" w:cs="Cambria" w:eastAsia="Cambria" w:hAnsi="Cambria"/>
+          <w:b/>
+          <w:bCs/>
+          <w:sz w:val="22"/>
+          <w:szCs w:val="22"/>
+        </w:rPr>
+        <w:t xml:space="preserve">Table 0. Task partitions.</w:t>
+      </w:r>
+    </w:p>
+    <w:tbl>
+      <w:tblPr>
+        <w:tblW w:type="dxa" w:w="9360"/>
+        <w:tblBorders>
+          <w:top w:val="single" w:color="C9D8DA" w:sz="4"/>
+          <w:left w:val="single" w:color="C9D8DA" w:sz="4"/>
+          <w:bottom w:val="single" w:color="C9D8DA" w:sz="4"/>
+          <w:right w:val="single" w:color="C9D8DA" w:sz="4"/>
+          <w:insideH w:val="single" w:color="C9D8DA" w:sz="2"/>
+          <w:insideV w:val="single" w:color="C9D8DA" w:sz="2"/>
+        </w:tblBorders>
+      </w:tblPr>
+      <w:tblGrid>
+        <w:gridCol w:w="1872"/>
+        <w:gridCol w:w="1872"/>
+        <w:gridCol w:w="1872"/>
+        <w:gridCol w:w="1872"/>
+        <w:gridCol w:w="1872"/>
+      </w:tblGrid>
+      <w:tr>
+        <w:trPr>
+          <w:tblHeader/>
+        </w:trPr>
+        <w:tc>
+          <w:tcPr>
+            <w:tcW w:type="dxa" w:w="1872"/>
+            <w:shd w:fill="EDF3F4" w:val="clear"/>
+            <w:tcMar>
+              <w:top w:type="dxa" w:w="60"/>
+              <w:left w:type="dxa" w:w="100"/>
+              <w:bottom w:type="dxa" w:w="60"/>
+              <w:right w:type="dxa" w:w="100"/>
+            </w:tcMar>
+          </w:tcPr>
+          <w:p>
+            <w:pPr>
+              <w:spacing w:after="20" w:before="20"/>
+            </w:pPr>
+            <w:r>
+              <w:rPr>
+                <w:rFonts w:ascii="Calibri" w:cs="Calibri" w:eastAsia="Calibri" w:hAnsi="Calibri"/>
+                <w:b/>
+                <w:bCs/>
+                <w:sz w:val="19"/>
+                <w:szCs w:val="19"/>
+              </w:rPr>
+              <w:t xml:space="preserve">Task</w:t>
+            </w:r>
+          </w:p>
+        </w:tc>
+        <w:tc>
+          <w:tcPr>
+            <w:tcW w:type="dxa" w:w="1872"/>
+            <w:shd w:fill="EDF3F4" w:val="clear"/>
+            <w:tcMar>
+              <w:top w:type="dxa" w:w="60"/>
+              <w:left w:type="dxa" w:w="100"/>
+              <w:bottom w:type="dxa" w:w="60"/>
+              <w:right w:type="dxa" w:w="100"/>
+            </w:tcMar>
+          </w:tcPr>
+          <w:p>
+            <w:pPr>
+              <w:spacing w:after="20" w:before="20"/>
+            </w:pPr>
+            <w:r>
+              <w:rPr>
+                <w:rFonts w:ascii="Calibri" w:cs="Calibri" w:eastAsia="Calibri" w:hAnsi="Calibri"/>
+                <w:b/>
+                <w:bCs/>
+                <w:sz w:val="19"/>
+                <w:szCs w:val="19"/>
+              </w:rPr>
+              <w:t xml:space="preserve">Classes</w:t>
+            </w:r>
+          </w:p>
+        </w:tc>
+        <w:tc>
+          <w:tcPr>
+            <w:tcW w:type="dxa" w:w="1872"/>
+            <w:shd w:fill="EDF3F4" w:val="clear"/>
+            <w:tcMar>
+              <w:top w:type="dxa" w:w="60"/>
+              <w:left w:type="dxa" w:w="100"/>
+              <w:bottom w:type="dxa" w:w="60"/>
+              <w:right w:type="dxa" w:w="100"/>
+            </w:tcMar>
+          </w:tcPr>
+          <w:p>
+            <w:pPr>
+              <w:spacing w:after="20" w:before="20"/>
+            </w:pPr>
+            <w:r>
+              <w:rPr>
+                <w:rFonts w:ascii="Calibri" w:cs="Calibri" w:eastAsia="Calibri" w:hAnsi="Calibri"/>
+                <w:b/>
+                <w:bCs/>
+                <w:sz w:val="19"/>
+                <w:szCs w:val="19"/>
+              </w:rPr>
+              <w:t xml:space="preserve">Train / CV</w:t>
+            </w:r>
+          </w:p>
+        </w:tc>
+        <w:tc>
+          <w:tcPr>
+            <w:tcW w:type="dxa" w:w="1872"/>
+            <w:shd w:fill="EDF3F4" w:val="clear"/>
+            <w:tcMar>
+              <w:top w:type="dxa" w:w="60"/>
+              <w:left w:type="dxa" w:w="100"/>
+              <w:bottom w:type="dxa" w:w="60"/>
+              <w:right w:type="dxa" w:w="100"/>
+            </w:tcMar>
+          </w:tcPr>
+          <w:p>
+            <w:pPr>
+              <w:spacing w:after="20" w:before="20"/>
+            </w:pPr>
+            <w:r>
+              <w:rPr>
+                <w:rFonts w:ascii="Calibri" w:cs="Calibri" w:eastAsia="Calibri" w:hAnsi="Calibri"/>
+                <w:b/>
+                <w:bCs/>
+                <w:sz w:val="19"/>
+                <w:szCs w:val="19"/>
+              </w:rPr>
+              <w:t xml:space="preserve">External test</w:t>
+            </w:r>
+          </w:p>
+        </w:tc>
+        <w:tc>
+          <w:tcPr>
+            <w:tcW w:type="dxa" w:w="1872"/>
+            <w:shd w:fill="EDF3F4" w:val="clear"/>
+            <w:tcMar>
+              <w:top w:type="dxa" w:w="60"/>
+              <w:left w:type="dxa" w:w="100"/>
+              <w:bottom w:type="dxa" w:w="60"/>
+              <w:right w:type="dxa" w:w="100"/>
+            </w:tcMar>
+          </w:tcPr>
+          <w:p>
+            <w:pPr>
+              <w:spacing w:after="20" w:before="20"/>
+            </w:pPr>
+            <w:r>
+              <w:rPr>
+                <w:rFonts w:ascii="Calibri" w:cs="Calibri" w:eastAsia="Calibri" w:hAnsi="Calibri"/>
+                <w:b/>
+                <w:bCs/>
+                <w:sz w:val="19"/>
+                <w:szCs w:val="19"/>
+              </w:rPr>
+              <w:t xml:space="preserve">Evaluation used</w:t>
+            </w:r>
+          </w:p>
+        </w:tc>
+      </w:tr>
+      <w:tr>
+        <w:trPr>
+          <w:tblHeader w:val="false"/>
+        </w:trPr>
+        <w:tc>
+          <w:tcPr>
+            <w:tcW w:type="dxa" w:w="1872"/>
+            <w:tcMar>
+              <w:top w:type="dxa" w:w="60"/>
+              <w:left w:type="dxa" w:w="100"/>
+              <w:bottom w:type="dxa" w:w="60"/>
+              <w:right w:type="dxa" w:w="100"/>
+            </w:tcMar>
+          </w:tcPr>
+          <w:p>
+            <w:pPr>
+              <w:spacing w:after="20" w:before="20"/>
+            </w:pPr>
+            <w:r>
+              <w:rPr>
+                <w:rFonts w:ascii="Cambria" w:cs="Cambria" w:eastAsia="Cambria" w:hAnsi="Cambria"/>
+                <w:sz w:val="19"/>
+                <w:szCs w:val="19"/>
+              </w:rPr>
+              <w:t xml:space="preserve">25-condition (Indian-focused)</w:t>
+            </w:r>
+          </w:p>
+        </w:tc>
+        <w:tc>
+          <w:tcPr>
+            <w:tcW w:type="dxa" w:w="1872"/>
+            <w:tcMar>
+              <w:top w:type="dxa" w:w="60"/>
+              <w:left w:type="dxa" w:w="100"/>
+              <w:bottom w:type="dxa" w:w="60"/>
+              <w:right w:type="dxa" w:w="100"/>
+            </w:tcMar>
+          </w:tcPr>
+          <w:p>
+            <w:pPr>
+              <w:spacing w:after="20" w:before="20"/>
+            </w:pPr>
+            <w:r>
+              <w:rPr>
+                <w:rFonts w:ascii="Cambria" w:cs="Cambria" w:eastAsia="Cambria" w:hAnsi="Cambria"/>
+                <w:sz w:val="19"/>
+                <w:szCs w:val="19"/>
+              </w:rPr>
+              <w:t xml:space="preserve">25</w:t>
+            </w:r>
+          </w:p>
+        </w:tc>
+        <w:tc>
+          <w:tcPr>
+            <w:tcW w:type="dxa" w:w="1872"/>
+            <w:tcMar>
+              <w:top w:type="dxa" w:w="60"/>
+              <w:left w:type="dxa" w:w="100"/>
+              <w:bottom w:type="dxa" w:w="60"/>
+              <w:right w:type="dxa" w:w="100"/>
+            </w:tcMar>
+          </w:tcPr>
+          <w:p>
+            <w:pPr>
+              <w:spacing w:after="20" w:before="20"/>
+            </w:pPr>
+            <w:r>
+              <w:rPr>
+                <w:rFonts w:ascii="Cambria" w:cs="Cambria" w:eastAsia="Cambria" w:hAnsi="Cambria"/>
+                <w:sz w:val="19"/>
+                <w:szCs w:val="19"/>
+              </w:rPr>
+              <w:t xml:space="preserve">33,250</w:t>
+            </w:r>
+          </w:p>
+        </w:tc>
+        <w:tc>
+          <w:tcPr>
+            <w:tcW w:type="dxa" w:w="1872"/>
+            <w:tcMar>
+              <w:top w:type="dxa" w:w="60"/>
+              <w:left w:type="dxa" w:w="100"/>
+              <w:bottom w:type="dxa" w:w="60"/>
+              <w:right w:type="dxa" w:w="100"/>
+            </w:tcMar>
+          </w:tcPr>
+          <w:p>
+            <w:pPr>
+              <w:spacing w:after="20" w:before="20"/>
+            </w:pPr>
+            <w:r>
+              <w:rPr>
+                <w:rFonts w:ascii="Cambria" w:cs="Cambria" w:eastAsia="Cambria" w:hAnsi="Cambria"/>
+                <w:sz w:val="19"/>
+                <w:szCs w:val="19"/>
+              </w:rPr>
+              <w:t xml:space="preserve">5,886 → </w:t>
+            </w:r>
+            <w:r>
+              <w:rPr>
+                <w:rFonts w:ascii="Cambria" w:cs="Cambria" w:eastAsia="Cambria" w:hAnsi="Cambria"/>
+                <w:b/>
+                <w:bCs/>
+                <w:sz w:val="19"/>
+                <w:szCs w:val="19"/>
+              </w:rPr>
+              <w:t xml:space="preserve">3,813</w:t>
+            </w:r>
+            <w:r>
+              <w:rPr>
+                <w:rFonts w:ascii="Cambria" w:cs="Cambria" w:eastAsia="Cambria" w:hAnsi="Cambria"/>
+                <w:sz w:val="19"/>
+                <w:szCs w:val="19"/>
+              </w:rPr>
+              <w:t xml:space="preserve"> deduped</w:t>
+            </w:r>
+          </w:p>
+        </w:tc>
+        <w:tc>
+          <w:tcPr>
+            <w:tcW w:type="dxa" w:w="1872"/>
+            <w:tcMar>
+              <w:top w:type="dxa" w:w="60"/>
+              <w:left w:type="dxa" w:w="100"/>
+              <w:bottom w:type="dxa" w:w="60"/>
+              <w:right w:type="dxa" w:w="100"/>
+            </w:tcMar>
+          </w:tcPr>
+          <w:p>
+            <w:pPr>
+              <w:spacing w:after="20" w:before="20"/>
+            </w:pPr>
+            <w:r>
+              <w:rPr>
+                <w:rFonts w:ascii="Cambria" w:cs="Cambria" w:eastAsia="Cambria" w:hAnsi="Cambria"/>
+                <w:sz w:val="19"/>
+                <w:szCs w:val="19"/>
+              </w:rPr>
+              <w:t xml:space="preserve">de-duplicated external</w:t>
+            </w:r>
+          </w:p>
+        </w:tc>
+      </w:tr>
+      <w:tr>
+        <w:trPr>
+          <w:tblHeader w:val="false"/>
+        </w:trPr>
+        <w:tc>
+          <w:tcPr>
+            <w:tcW w:type="dxa" w:w="1872"/>
+            <w:tcMar>
+              <w:top w:type="dxa" w:w="60"/>
+              <w:left w:type="dxa" w:w="100"/>
+              <w:bottom w:type="dxa" w:w="60"/>
+              <w:right w:type="dxa" w:w="100"/>
+            </w:tcMar>
+          </w:tcPr>
+          <w:p>
+            <w:pPr>
+              <w:spacing w:after="20" w:before="20"/>
+            </w:pPr>
+            <w:r>
+              <w:rPr>
+                <w:rFonts w:ascii="Cambria" w:cs="Cambria" w:eastAsia="Cambria" w:hAnsi="Cambria"/>
+                <w:sz w:val="19"/>
+                <w:szCs w:val="19"/>
+              </w:rPr>
+              <w:t xml:space="preserve">9-condition (dermoscopy)</w:t>
+            </w:r>
+          </w:p>
+        </w:tc>
+        <w:tc>
+          <w:tcPr>
+            <w:tcW w:type="dxa" w:w="1872"/>
+            <w:tcMar>
+              <w:top w:type="dxa" w:w="60"/>
+              <w:left w:type="dxa" w:w="100"/>
+              <w:bottom w:type="dxa" w:w="60"/>
+              <w:right w:type="dxa" w:w="100"/>
+            </w:tcMar>
+          </w:tcPr>
+          <w:p>
+            <w:pPr>
+              <w:spacing w:after="20" w:before="20"/>
+            </w:pPr>
+            <w:r>
+              <w:rPr>
+                <w:rFonts w:ascii="Cambria" w:cs="Cambria" w:eastAsia="Cambria" w:hAnsi="Cambria"/>
+                <w:sz w:val="19"/>
+                <w:szCs w:val="19"/>
+              </w:rPr>
+              <w:t xml:space="preserve">9</w:t>
+            </w:r>
+          </w:p>
+        </w:tc>
+        <w:tc>
+          <w:tcPr>
+            <w:tcW w:type="dxa" w:w="1872"/>
+            <w:tcMar>
+              <w:top w:type="dxa" w:w="60"/>
+              <w:left w:type="dxa" w:w="100"/>
+              <w:bottom w:type="dxa" w:w="60"/>
+              <w:right w:type="dxa" w:w="100"/>
+            </w:tcMar>
+          </w:tcPr>
+          <w:p>
+            <w:pPr>
+              <w:spacing w:after="20" w:before="20"/>
+            </w:pPr>
+            <w:r>
+              <w:rPr>
+                <w:rFonts w:ascii="Cambria" w:cs="Cambria" w:eastAsia="Cambria" w:hAnsi="Cambria"/>
+                <w:sz w:val="19"/>
+                <w:szCs w:val="19"/>
+              </w:rPr>
+              <w:t xml:space="preserve">197,137</w:t>
+            </w:r>
+          </w:p>
+        </w:tc>
+        <w:tc>
+          <w:tcPr>
+            <w:tcW w:type="dxa" w:w="1872"/>
+            <w:tcMar>
+              <w:top w:type="dxa" w:w="60"/>
+              <w:left w:type="dxa" w:w="100"/>
+              <w:bottom w:type="dxa" w:w="60"/>
+              <w:right w:type="dxa" w:w="100"/>
+            </w:tcMar>
+          </w:tcPr>
+          <w:p>
+            <w:pPr>
+              <w:spacing w:after="20" w:before="20"/>
+            </w:pPr>
+            <w:r>
+              <w:rPr>
+                <w:rFonts w:ascii="Cambria" w:cs="Cambria" w:eastAsia="Cambria" w:hAnsi="Cambria"/>
+                <w:sz w:val="19"/>
+                <w:szCs w:val="19"/>
+              </w:rPr>
+              <w:t xml:space="preserve">51,035 (99.8% nevi)</w:t>
+            </w:r>
+          </w:p>
+        </w:tc>
+        <w:tc>
+          <w:tcPr>
+            <w:tcW w:type="dxa" w:w="1872"/>
+            <w:tcMar>
+              <w:top w:type="dxa" w:w="60"/>
+              <w:left w:type="dxa" w:w="100"/>
+              <w:bottom w:type="dxa" w:w="60"/>
+              <w:right w:type="dxa" w:w="100"/>
+            </w:tcMar>
+          </w:tcPr>
+          <w:p>
+            <w:pPr>
+              <w:spacing w:after="20" w:before="20"/>
+            </w:pPr>
+            <w:r>
+              <w:rPr>
+                <w:rFonts w:ascii="Cambria" w:cs="Cambria" w:eastAsia="Cambria" w:hAnsi="Cambria"/>
+                <w:sz w:val="19"/>
+                <w:szCs w:val="19"/>
+              </w:rPr>
+              <w:t xml:space="preserve">out-of-fold CV</w:t>
+            </w:r>
+          </w:p>
+        </w:tc>
+      </w:tr>
+      <w:tr>
+        <w:trPr>
+          <w:tblHeader w:val="false"/>
+        </w:trPr>
+        <w:tc>
+          <w:tcPr>
+            <w:tcW w:type="dxa" w:w="1872"/>
+            <w:tcMar>
+              <w:top w:type="dxa" w:w="60"/>
+              <w:left w:type="dxa" w:w="100"/>
+              <w:bottom w:type="dxa" w:w="60"/>
+              <w:right w:type="dxa" w:w="100"/>
+            </w:tcMar>
+          </w:tcPr>
+          <w:p>
+            <w:pPr>
+              <w:spacing w:after="20" w:before="20"/>
+            </w:pPr>
+            <w:r>
+              <w:rPr>
+                <w:rFonts w:ascii="Cambria" w:cs="Cambria" w:eastAsia="Cambria" w:hAnsi="Cambria"/>
+                <w:sz w:val="19"/>
+                <w:szCs w:val="19"/>
+              </w:rPr>
+              <w:t xml:space="preserve">DDI (dark-skin cancer)</w:t>
+            </w:r>
+          </w:p>
+        </w:tc>
+        <w:tc>
+          <w:tcPr>
+            <w:tcW w:type="dxa" w:w="1872"/>
+            <w:tcMar>
+              <w:top w:type="dxa" w:w="60"/>
+              <w:left w:type="dxa" w:w="100"/>
+              <w:bottom w:type="dxa" w:w="60"/>
+              <w:right w:type="dxa" w:w="100"/>
+            </w:tcMar>
+          </w:tcPr>
+          <w:p>
+            <w:pPr>
+              <w:spacing w:after="20" w:before="20"/>
+            </w:pPr>
+            <w:r>
+              <w:rPr>
+                <w:rFonts w:ascii="Cambria" w:cs="Cambria" w:eastAsia="Cambria" w:hAnsi="Cambria"/>
+                <w:sz w:val="19"/>
+                <w:szCs w:val="19"/>
+              </w:rPr>
+              <w:t xml:space="preserve">2</w:t>
+            </w:r>
+          </w:p>
+        </w:tc>
+        <w:tc>
+          <w:tcPr>
+            <w:tcW w:type="dxa" w:w="1872"/>
+            <w:tcMar>
+              <w:top w:type="dxa" w:w="60"/>
+              <w:left w:type="dxa" w:w="100"/>
+              <w:bottom w:type="dxa" w:w="60"/>
+              <w:right w:type="dxa" w:w="100"/>
+            </w:tcMar>
+          </w:tcPr>
+          <w:p>
+            <w:pPr>
+              <w:spacing w:after="20" w:before="20"/>
+            </w:pPr>
+            <w:r>
+              <w:rPr>
+                <w:rFonts w:ascii="Cambria" w:cs="Cambria" w:eastAsia="Cambria" w:hAnsi="Cambria"/>
+                <w:sz w:val="19"/>
+                <w:szCs w:val="19"/>
+              </w:rPr>
+              <w:t xml:space="preserve">—</w:t>
+            </w:r>
+          </w:p>
+        </w:tc>
+        <w:tc>
+          <w:tcPr>
+            <w:tcW w:type="dxa" w:w="1872"/>
+            <w:tcMar>
+              <w:top w:type="dxa" w:w="60"/>
+              <w:left w:type="dxa" w:w="100"/>
+              <w:bottom w:type="dxa" w:w="60"/>
+              <w:right w:type="dxa" w:w="100"/>
+            </w:tcMar>
+          </w:tcPr>
+          <w:p>
+            <w:pPr>
+              <w:spacing w:after="20" w:before="20"/>
+            </w:pPr>
+            <w:r>
+              <w:rPr>
+                <w:rFonts w:ascii="Cambria" w:cs="Cambria" w:eastAsia="Cambria" w:hAnsi="Cambria"/>
+                <w:sz w:val="19"/>
+                <w:szCs w:val="19"/>
+              </w:rPr>
+              <w:t xml:space="preserve">656 (all)</w:t>
+            </w:r>
+          </w:p>
+        </w:tc>
+        <w:tc>
+          <w:tcPr>
+            <w:tcW w:type="dxa" w:w="1872"/>
+            <w:tcMar>
+              <w:top w:type="dxa" w:w="60"/>
+              <w:left w:type="dxa" w:w="100"/>
+              <w:bottom w:type="dxa" w:w="60"/>
+              <w:right w:type="dxa" w:w="100"/>
+            </w:tcMar>
+          </w:tcPr>
+          <w:p>
+            <w:pPr>
+              <w:spacing w:after="20" w:before="20"/>
+            </w:pPr>
+            <w:r>
+              <w:rPr>
+                <w:rFonts w:ascii="Cambria" w:cs="Cambria" w:eastAsia="Cambria" w:hAnsi="Cambria"/>
+                <w:sz w:val="19"/>
+                <w:szCs w:val="19"/>
+              </w:rPr>
+              <w:t xml:space="preserve">image-level 5-fold CV</w:t>
+            </w:r>
+          </w:p>
+        </w:tc>
+      </w:tr>
+    </w:tbl>
+    <w:p>
+      <w:pPr>
+        <w:spacing w:after="200"/>
+      </w:pPr>
     </w:p>
     <w:p>
       <w:pPr>

--- a/reports/manuscript/MNKAI-III_Manuscript.docx
+++ b/reports/manuscript/MNKAI-III_Manuscript.docx
@@ -124,7 +124,7 @@
           <w:sz w:val="22"/>
           <w:szCs w:val="22"/>
         </w:rPr>
-        <w:t xml:space="preserve"> We assembled approximately 266,000 labeled, de-duplicated images from eight public sources spanning dermoscopy (ISIC-2019, ISIC-2024, BCN20000) and clinical photography (Fitzpatrick17k/CleanPatrick, SCIN, DermaCon-IN, PAD-UFES-20, DDI, Mpox/MSLD), of which roughly 15,000 are Fitzpatrick IV–VI — the binding scarcity. Frozen-backbone features for the entire corpus were extracted once in a single forward pass and cached; every subsequent experiment is a lightweight head fit on those cached features, so the complete decision-support pipeline was built on a single 6 GB consumer laptop with no backbone gradient step in the primary method. The 25-condition Indian-focused task is trained on 33,250 group-aware (patient/lesion-disjoint) images and evaluated on a duplicate-audited external test set (5,886 images; 3,813 after near-duplicate removal); the 9-condition dermoscopy task is trained on 197,137 images and evaluated out-of-fold because its external partition is class-degenerate. On the Diverse Dermatology Images (DDI) benchmark of 656 biopsy-confirmed clinical photographs (one lesion per image), we evaluate malignant-versus-benign classification with image-level 5-fold stratified cross-validation, the standard DDI protocol. We compare a single frozen DINOv2 ViT-B/14 probe against a score-averaged ensemble of six frozen foundation backbones (DINOv2-B, DINOv2-B-reg, DINOv2-L, EVA-02-B, ConvNeXt-V2-B, SigLIP-B). Statistical support is provided by stratified bootstrap 95% confidence intervals (CIs), paired-bootstrap Delta-AUROC tests, and multi-seed cross-validation. Separately, on a 25-condition Indian-focused classification task we compare the frozen probe against a matched fine-tuning baseline (classifier re-training, cRT) on a duplicate-audited external test set, and we ship a trust stack: temperature-scaled calibration, RAPS conformal prediction, and per-Fitzpatrick selective prediction. A photo-grounded, confidence-gated large-language-model (LLM) triage layer is described as an engineering contribution.</w:t>
+        <w:t xml:space="preserve"> We assembled approximately 266,000 labeled, de-duplicated images from eight public sources spanning dermoscopy (ISIC-2019, ISIC-2024, BCN20000) and clinical photography (Fitzpatrick17k/CleanPatrick, SCIN, DermaCon-IN, PAD-UFES-20, DDI, Mpox/MSLD), of which roughly 15,000 are Fitzpatrick IV–VI — the binding scarcity. Frozen-backbone features for the entire corpus were extracted once in a single forward pass and cached; every subsequent experiment is a lightweight head fit on those cached features, so the complete decision-support pipeline was built on a single 6 GB consumer laptop with no backbone gradient step in the primary method. The 25-condition Indian-focused task is trained on 33,250 group-aware (patient/lesion-disjoint) images and evaluated on a duplicate-audited external test set (5,886 images; 3,813 after near-duplicate removal); the 9-condition dermoscopy task is trained on 197,137 images and evaluated out-of-fold because its external partition is class-degenerate. On the Diverse Dermatology Images (DDI) benchmark of 656 biopsy-confirmed clinical photographs (one lesion per image), we evaluate malignant-versus-benign classification with image-level 5-fold stratified cross-validation, the standard DDI protocol. We compare a single frozen DINOv2 ViT-B/14 probe against a score-averaged ensemble of six frozen foundation backbones (DINOv2-B, DINOv2-B-reg, DINOv2-L, EVA-02-B, ConvNeXt-V2-B, SigLIP-B). Statistical support is provided by stratified bootstrap 95% confidence intervals (CIs), paired-bootstrap Delta-AUROC tests, and multi-seed cross-validation. Separately, on a 25-condition Indian-focused classification task we compare the frozen probe against a matched fine-tuning baseline (classifier re-training, cRT) on a duplicate-audited external test set, and we ship a trust stack: temperature-scaled calibration, RAPS conformal prediction, and per-Fitzpatrick selective prediction. Finally, a photo-grounded, confidence-gated large-language-model (LLM) triage layer engages only when the classifier is uncertain: it is shown the lesion photograph and the live differential, asks targeted history questions, and fuses the answers as per-class log-likelihood-ratios into a Bayesian posterior, bounded so that history can escalate but never clear a malignancy flag. It is integrated into the deployed command-line and web applications and is offered as an engineering contribution — it is not formally evaluated and carries no clinical claim.</w:t>
       </w:r>
     </w:p>
     <w:p>
@@ -148,7 +148,7 @@
           <w:sz w:val="22"/>
           <w:szCs w:val="22"/>
         </w:rPr>
-        <w:t xml:space="preserve"> On DDI, the frozen six-backbone score-averaged ensemble reaches overall AUROC 0.826 (95% CI 0.789–0.862) and, on the darkest skin (Fitzpatrick V–VI), AUROC 0.872 (95% CI 0.808–0.929), significantly above the single-backbone frozen baseline (V–VI 0.789): paired-bootstrap Delta-AUROC overall +0.078 (95% CI 0.049–0.107, p &lt; 0.001); V–VI +0.083 (95% CI 0.034–0.133, p = 0.0005). All ensemble members are frozen, so the gain is attributable to architectural diversity rather than adaptation. Multi-seed cross-validation is stable (overall 0.830 ± 0.009; V–VI 0.874 ± 0.007). Clinically, the ensemble reaches sensitivity 0.696 at 80% specificity overall and 0.750 within V–VI, its net benefit exceeds treat-all and treat-none at every threshold (decision-curve analysis, pt 0.05–0.50), and its malignancy score is near-calibrated (temperature 1.25; ECE 0.057). A supervised-ImageNet frozen control shows that at matched architecture and resolution self-supervision does not significantly beat supervised pretraining (0.736 vs 0.729, p = 0.37), so the gain is attributable to the frozen-representation-plus-probe recipe rather than to the SSL objective. A 4-backbone subset retains V–VI AUROC 0.870 (of 0.872) at one-third less inference cost. On the 25-condition task, the frozen probe attains macro-F1 0.573 (95% CI 0.552–0.591) versus 0.527 (95% CI 0.510–0.543) for the matched fine-tuned baseline on the duplicate-corrected external test (disjoint CIs). Under a deterministic re-run (fixed seeds, R02), temperature scaling (T = 2.2) reduces expected calibration error (ECE) from 0.21 to 0.042; RAPS conformal achieves 0.892 empirical coverage at target 0.90 (mean set size 3.44); selective prediction at a 30% referral rate raises retained accuracy to 0.766. During evaluation we detected and corrected roughly 35% train–test near-duplicate leakage in the multi-source external test via frozen-feature nearest-neighbor auditing, revising the 25-class headline down (0.626 → 0.573).</w:t>
+        <w:t xml:space="preserve"> On DDI, the frozen six-backbone score-averaged ensemble reaches overall AUROC 0.826 (95% CI 0.789–0.862) and, on the darkest skin (Fitzpatrick V–VI), AUROC 0.872 (95% CI 0.808–0.929), significantly above the single-backbone frozen baseline (V–VI 0.789): paired-bootstrap Delta-AUROC overall +0.078 (95% CI 0.049–0.107, p &lt; 0.001); V–VI +0.083 (95% CI 0.034–0.133, p = 0.0005). All ensemble members are frozen, so the gain is attributable to architectural diversity rather than adaptation. Multi-seed cross-validation is stable (overall 0.830 ± 0.009; V–VI 0.874 ± 0.007). Clinically, the ensemble reaches sensitivity 0.696 at 80% specificity overall and 0.750 within V–VI, its net benefit exceeds treat-all and treat-none at every threshold (decision-curve analysis, pt 0.05–0.50), and its malignancy score is near-calibrated (temperature 1.25; ECE 0.057 uncalibrated, 0.055 after temperature scaling). A supervised-ImageNet frozen control shows that at matched architecture and resolution self-supervision does not significantly beat supervised pretraining (0.736 vs 0.729, p = 0.37), so the gain is attributable to the frozen-representation-plus-probe recipe rather than to the SSL objective. A 4-backbone subset retains V–VI AUROC 0.870 (of 0.872) at one-third less inference cost. On the 25-condition task, the frozen probe attains macro-F1 0.573 (95% CI 0.552–0.591) versus 0.527 (95% CI 0.510–0.543) for the matched fine-tuned baseline on the duplicate-corrected external test (disjoint CIs). Under a deterministic re-run (fixed seeds, R02), temperature scaling (T = 2.2) reduces expected calibration error (ECE) from 0.21 to 0.042; RAPS conformal achieves 0.892 empirical coverage at target 0.90 (mean set size 3.44); selective prediction at a 30% referral rate raises retained accuracy to 0.766. During evaluation we detected and corrected roughly 35% train–test near-duplicate leakage in the multi-source external test via frozen-feature nearest-neighbor auditing, revising the 25-class headline down (0.626 → 0.573).</w:t>
       </w:r>
     </w:p>
     <w:p>
@@ -460,6 +460,110 @@
           <w:szCs w:val="22"/>
         </w:rPr>
         <w:t xml:space="preserve"> that only engages when the image model is uncertain and whose textual evidence is bounded so it cannot silently override a malignancy flag.</w:t>
+      </w:r>
+    </w:p>
+    <w:p>
+      <w:pPr>
+        <w:spacing w:after="140" w:before="60" w:line="300"/>
+        <w:jc w:val="both"/>
+      </w:pPr>
+      <w:r>
+        <w:rPr>
+          <w:rFonts w:ascii="Cambria" w:cs="Cambria" w:eastAsia="Cambria" w:hAnsi="Cambria"/>
+          <w:b/>
+          <w:bCs/>
+          <w:sz w:val="22"/>
+          <w:szCs w:val="22"/>
+        </w:rPr>
+        <w:t xml:space="preserve">Objectives of this research programme.</w:t>
+      </w:r>
+      <w:r>
+        <w:rPr>
+          <w:rFonts w:ascii="Cambria" w:cs="Cambria" w:eastAsia="Cambria" w:hAnsi="Cambria"/>
+          <w:sz w:val="22"/>
+          <w:szCs w:val="22"/>
+        </w:rPr>
+        <w:t xml:space="preserve"> The work has two declared objectives, of unequal weight.</w:t>
+      </w:r>
+    </w:p>
+    <w:p>
+      <w:pPr>
+        <w:pStyle w:val="ListParagraph"/>
+        <w:numPr>
+          <w:ilvl w:val="0"/>
+          <w:numId w:val="1"/>
+        </w:numPr>
+        <w:spacing w:after="40" w:before="40" w:line="280"/>
+      </w:pPr>
+      <w:r>
+        <w:rPr>
+          <w:rFonts w:ascii="Cambria" w:cs="Cambria" w:eastAsia="Cambria" w:hAnsi="Cambria"/>
+          <w:b/>
+          <w:bCs/>
+          <w:sz w:val="22"/>
+          <w:szCs w:val="22"/>
+        </w:rPr>
+        <w:t xml:space="preserve">Primary objective — the vision-model research.</w:t>
+      </w:r>
+      <w:r>
+        <w:rPr>
+          <w:rFonts w:ascii="Cambria" w:cs="Cambria" w:eastAsia="Cambria" w:hAnsi="Cambria"/>
+          <w:sz w:val="22"/>
+          <w:szCs w:val="22"/>
+        </w:rPr>
+        <w:t xml:space="preserve"> Develop and internally validate a trustworthy, deployable image-classification system for dermatology across skin tones under real resource constraints. This objective is complete and is what the present manuscript reports.</w:t>
+      </w:r>
+    </w:p>
+    <w:p>
+      <w:pPr>
+        <w:pStyle w:val="ListParagraph"/>
+        <w:numPr>
+          <w:ilvl w:val="0"/>
+          <w:numId w:val="1"/>
+        </w:numPr>
+        <w:spacing w:after="40" w:before="40" w:line="280"/>
+      </w:pPr>
+      <w:r>
+        <w:rPr>
+          <w:rFonts w:ascii="Cambria" w:cs="Cambria" w:eastAsia="Cambria" w:hAnsi="Cambria"/>
+          <w:b/>
+          <w:bCs/>
+          <w:sz w:val="22"/>
+          <w:szCs w:val="22"/>
+        </w:rPr>
+        <w:t xml:space="preserve">Secondary objective — a prospective image-collection sub-study (institutionally approved).</w:t>
+      </w:r>
+      <w:r>
+        <w:rPr>
+          <w:rFonts w:ascii="Cambria" w:cs="Cambria" w:eastAsia="Cambria" w:hAnsi="Cambria"/>
+          <w:sz w:val="22"/>
+          <w:szCs w:val="22"/>
+        </w:rPr>
+        <w:t xml:space="preserve"> Prospectively collect 3,000–5,000 consented, dermatologist-labelled dermatology photographs across two North Indian hospitals over approximately one year, with histopathological confirmation for all suspected malignancies, to create the first North Indian dermatology image dataset. It is a sub-study of, not a successor to, the primary objective.</w:t>
+      </w:r>
+    </w:p>
+    <w:p>
+      <w:pPr>
+        <w:spacing w:after="140" w:before="60" w:line="300"/>
+        <w:jc w:val="both"/>
+      </w:pPr>
+      <w:r>
+        <w:rPr>
+          <w:rFonts w:ascii="Cambria" w:cs="Cambria" w:eastAsia="Cambria" w:hAnsi="Cambria"/>
+          <w:sz w:val="22"/>
+          <w:szCs w:val="22"/>
+        </w:rPr>
+        <w:t xml:space="preserve">The secondary objective exists because of a specific and measurable weakness in the primary one. Our dark-skin cancer result rests entirely on DDI — 656 images from a single United States academic clinic — and our 25-condition per-tone estimates rest on roughly 135 darker-skin external images spread across 25 conditions. Neither supports a claim about Indian patients. The sub-study is designed to convert that limitation into evidence; its protocol, capture standard operating procedure, metadata schema and labelling/biopsy-linkage workflow are specified in the accompanying study documents and summarised in Section 8.2. Data collection had not begun at the time of writing, and </w:t>
+      </w:r>
+      <w:r>
+        <w:rPr>
+          <w:rFonts w:ascii="Cambria" w:cs="Cambria" w:eastAsia="Cambria" w:hAnsi="Cambria"/>
+          <w:b/>
+          <w:bCs/>
+          <w:sz w:val="22"/>
+          <w:szCs w:val="22"/>
+        </w:rPr>
+        <w:t xml:space="preserve">no result in this manuscript depends on it.</w:t>
       </w:r>
     </w:p>
     <w:p>
@@ -1680,7 +1784,251 @@
           <w:sz w:val="22"/>
           <w:szCs w:val="22"/>
         </w:rPr>
-        <w:t xml:space="preserve">A confidence-gated interview layer engages only when the image model is uncertain (a gating function on the conformal set size / margin). It proposes patient-history questions grounded in the input photograph and the live differential, and fuses free-text answers as per-class log-likelihood-ratios into a Bayesian posterior. To preserve safety, the net downward influence of the text channel on any malignant class is bounded, so no textual history can push a calibrated malignant probability below the referral line. This layer is presented as an engineering contribution; its formal calibration is future work (Section 8).</w:t>
+        <w:t xml:space="preserve">Image alone is an incomplete clinical input: duration, itch, bleeding, evolution and exposure history routinely separate diagnoses that look alike. We therefore add a triage layer that behaves like a junior clinician taking a focused history — but only when the image model admits it is unsure.</w:t>
+      </w:r>
+    </w:p>
+    <w:p>
+      <w:pPr>
+        <w:spacing w:after="140" w:before="60" w:line="300"/>
+        <w:jc w:val="both"/>
+      </w:pPr>
+      <w:r>
+        <w:rPr>
+          <w:rFonts w:ascii="Cambria" w:cs="Cambria" w:eastAsia="Cambria" w:hAnsi="Cambria"/>
+          <w:b/>
+          <w:bCs/>
+          <w:sz w:val="22"/>
+          <w:szCs w:val="22"/>
+        </w:rPr>
+        <w:t xml:space="preserve">Gating.</w:t>
+      </w:r>
+      <w:r>
+        <w:rPr>
+          <w:rFonts w:ascii="Cambria" w:cs="Cambria" w:eastAsia="Cambria" w:hAnsi="Cambria"/>
+          <w:sz w:val="22"/>
+          <w:szCs w:val="22"/>
+        </w:rPr>
+        <w:t xml:space="preserve"> The layer is </w:t>
+      </w:r>
+      <w:r>
+        <w:rPr>
+          <w:rFonts w:ascii="Cambria" w:cs="Cambria" w:eastAsia="Cambria" w:hAnsi="Cambria"/>
+          <w:i/>
+          <w:iCs/>
+          <w:sz w:val="22"/>
+          <w:szCs w:val="22"/>
+        </w:rPr>
+        <w:t xml:space="preserve">confidence-gated</w:t>
+      </w:r>
+      <w:r>
+        <w:rPr>
+          <w:rFonts w:ascii="Cambria" w:cs="Cambria" w:eastAsia="Cambria" w:hAnsi="Cambria"/>
+          <w:sz w:val="22"/>
+          <w:szCs w:val="22"/>
+        </w:rPr>
+        <w:t xml:space="preserve">: it engages only when the classifier is uncertain, defined as a diffuse posterior (effective number of classes above a threshold, k = 4) </w:t>
+      </w:r>
+      <w:r>
+        <w:rPr>
+          <w:rFonts w:ascii="Cambria" w:cs="Cambria" w:eastAsia="Cambria" w:hAnsi="Cambria"/>
+          <w:b/>
+          <w:bCs/>
+          <w:sz w:val="22"/>
+          <w:szCs w:val="22"/>
+        </w:rPr>
+        <w:t xml:space="preserve">or</w:t>
+      </w:r>
+      <w:r>
+        <w:rPr>
+          <w:rFonts w:ascii="Cambria" w:cs="Cambria" w:eastAsia="Cambria" w:hAnsi="Cambria"/>
+          <w:sz w:val="22"/>
+          <w:szCs w:val="22"/>
+        </w:rPr>
+        <w:t xml:space="preserve"> a small top-1/top-2 margin (τ = 0.15). When the image model is confident, no interview occurs and no language model is called — the classifier's answer stands unmodified. This keeps the image model the decision-maker and bounds both latency and cost.</w:t>
+      </w:r>
+    </w:p>
+    <w:p>
+      <w:pPr>
+        <w:spacing w:after="140" w:before="60" w:line="300"/>
+        <w:jc w:val="both"/>
+      </w:pPr>
+      <w:r>
+        <w:rPr>
+          <w:rFonts w:ascii="Cambria" w:cs="Cambria" w:eastAsia="Cambria" w:hAnsi="Cambria"/>
+          <w:b/>
+          <w:bCs/>
+          <w:sz w:val="22"/>
+          <w:szCs w:val="22"/>
+        </w:rPr>
+        <w:t xml:space="preserve">Photo-grounded question generation.</w:t>
+      </w:r>
+      <w:r>
+        <w:rPr>
+          <w:rFonts w:ascii="Cambria" w:cs="Cambria" w:eastAsia="Cambria" w:hAnsi="Cambria"/>
+          <w:sz w:val="22"/>
+          <w:szCs w:val="22"/>
+        </w:rPr>
+        <w:t xml:space="preserve"> When triggered, the lesion photograph itself is passed to a vision-capable language model (Gemini 2.5 Flash) together with the live differential and any structured metadata. The model is instructed to look at the lesion — morphology, colour, scale, distribution — and to ask the questions whose answers, </w:t>
+      </w:r>
+      <w:r>
+        <w:rPr>
+          <w:rFonts w:ascii="Cambria" w:cs="Cambria" w:eastAsia="Cambria" w:hAnsi="Cambria"/>
+          <w:i/>
+          <w:iCs/>
+          <w:sz w:val="22"/>
+          <w:szCs w:val="22"/>
+        </w:rPr>
+        <w:t xml:space="preserve">combined with what it sees</w:t>
+      </w:r>
+      <w:r>
+        <w:rPr>
+          <w:rFonts w:ascii="Cambria" w:cs="Cambria" w:eastAsia="Cambria" w:hAnsi="Cambria"/>
+          <w:sz w:val="22"/>
+          <w:szCs w:val="22"/>
+        </w:rPr>
+        <w:t xml:space="preserve">, best separate the competing diagnoses. In practice the questions reference visible features (e.g. for an ambiguous pigmented lesion it asked "Has this reddish, somewhat irregular lesion changed in size, shape, colour or texture recently?"), which is the behaviour that distinguishes this from a fixed history questionnaire.</w:t>
+      </w:r>
+    </w:p>
+    <w:p>
+      <w:pPr>
+        <w:spacing w:after="140" w:before="60" w:line="300"/>
+        <w:jc w:val="both"/>
+      </w:pPr>
+      <w:r>
+        <w:rPr>
+          <w:rFonts w:ascii="Cambria" w:cs="Cambria" w:eastAsia="Cambria" w:hAnsi="Cambria"/>
+          <w:b/>
+          <w:bCs/>
+          <w:sz w:val="22"/>
+          <w:szCs w:val="22"/>
+        </w:rPr>
+        <w:t xml:space="preserve">Bayesian fusion.</w:t>
+      </w:r>
+      <w:r>
+        <w:rPr>
+          <w:rFonts w:ascii="Cambria" w:cs="Cambria" w:eastAsia="Cambria" w:hAnsi="Cambria"/>
+          <w:sz w:val="22"/>
+          <w:szCs w:val="22"/>
+        </w:rPr>
+        <w:t xml:space="preserve"> Free-text answers are converted, per candidate condition, into a log-likelihood-ratio in [−2, 2] expressing how much the </w:t>
+      </w:r>
+      <w:r>
+        <w:rPr>
+          <w:rFonts w:ascii="Cambria" w:cs="Cambria" w:eastAsia="Cambria" w:hAnsi="Cambria"/>
+          <w:i/>
+          <w:iCs/>
+          <w:sz w:val="22"/>
+          <w:szCs w:val="22"/>
+        </w:rPr>
+        <w:t xml:space="preserve">history alone</w:t>
+      </w:r>
+      <w:r>
+        <w:rPr>
+          <w:rFonts w:ascii="Cambria" w:cs="Cambria" w:eastAsia="Cambria" w:hAnsi="Cambria"/>
+          <w:sz w:val="22"/>
+          <w:szCs w:val="22"/>
+        </w:rPr>
+        <w:t xml:space="preserve"> supports or argues against that condition; the model is explicitly instructed not to restate the image probabilities. These ratios update the calibrated image prior in log space, yielding a refined posterior, together with any red flags and a one-line rationale. In a worked example, an image differential of seborrhoeic keratosis 31% / naevus 28% / melanoma 22% moved to melanoma 73% after a history of three months' growth, darkening and one bleeding episode, with "growth and darkening" and "bled once" surfaced as red flags.</w:t>
+      </w:r>
+    </w:p>
+    <w:p>
+      <w:pPr>
+        <w:spacing w:after="140" w:before="60" w:line="300"/>
+        <w:jc w:val="both"/>
+      </w:pPr>
+      <w:r>
+        <w:rPr>
+          <w:rFonts w:ascii="Cambria" w:cs="Cambria" w:eastAsia="Cambria" w:hAnsi="Cambria"/>
+          <w:b/>
+          <w:bCs/>
+          <w:sz w:val="22"/>
+          <w:szCs w:val="22"/>
+        </w:rPr>
+        <w:t xml:space="preserve">Safety bound.</w:t>
+      </w:r>
+      <w:r>
+        <w:rPr>
+          <w:rFonts w:ascii="Cambria" w:cs="Cambria" w:eastAsia="Cambria" w:hAnsi="Cambria"/>
+          <w:sz w:val="22"/>
+          <w:szCs w:val="22"/>
+        </w:rPr>
+        <w:t xml:space="preserve"> The text channel may </w:t>
+      </w:r>
+      <w:r>
+        <w:rPr>
+          <w:rFonts w:ascii="Cambria" w:cs="Cambria" w:eastAsia="Cambria" w:hAnsi="Cambria"/>
+          <w:i/>
+          <w:iCs/>
+          <w:sz w:val="22"/>
+          <w:szCs w:val="22"/>
+        </w:rPr>
+        <w:t xml:space="preserve">raise</w:t>
+      </w:r>
+      <w:r>
+        <w:rPr>
+          <w:rFonts w:ascii="Cambria" w:cs="Cambria" w:eastAsia="Cambria" w:hAnsi="Cambria"/>
+          <w:sz w:val="22"/>
+          <w:szCs w:val="22"/>
+        </w:rPr>
+        <w:t xml:space="preserve"> concern freely but its downward influence on malignant classes is bounded, so no history can pull a calibrated malignant probability below the referral line; the layer can escalate but never clear a malignancy flag.</w:t>
+      </w:r>
+    </w:p>
+    <w:p>
+      <w:pPr>
+        <w:spacing w:after="140" w:before="60" w:line="300"/>
+        <w:jc w:val="both"/>
+      </w:pPr>
+      <w:r>
+        <w:rPr>
+          <w:rFonts w:ascii="Cambria" w:cs="Cambria" w:eastAsia="Cambria" w:hAnsi="Cambria"/>
+          <w:b/>
+          <w:bCs/>
+          <w:sz w:val="22"/>
+          <w:szCs w:val="22"/>
+        </w:rPr>
+        <w:t xml:space="preserve">Implementation status.</w:t>
+      </w:r>
+      <w:r>
+        <w:rPr>
+          <w:rFonts w:ascii="Cambria" w:cs="Cambria" w:eastAsia="Cambria" w:hAnsi="Cambria"/>
+          <w:sz w:val="22"/>
+          <w:szCs w:val="22"/>
+        </w:rPr>
+        <w:t xml:space="preserve"> The layer is integrated into the deployed system: it runs in the command-line pipeline (</w:t>
+      </w:r>
+      <w:r>
+        <w:rPr>
+          <w:rFonts w:ascii="Consolas" w:cs="Consolas" w:eastAsia="Consolas" w:hAnsi="Consolas"/>
+          <w:sz w:val="20"/>
+          <w:szCs w:val="20"/>
+        </w:rPr>
+        <w:t xml:space="preserve">demo_app/pipeline.py</w:t>
+      </w:r>
+      <w:r>
+        <w:rPr>
+          <w:rFonts w:ascii="Cambria" w:cs="Cambria" w:eastAsia="Cambria" w:hAnsi="Cambria"/>
+          <w:sz w:val="22"/>
+          <w:szCs w:val="22"/>
+        </w:rPr>
+        <w:t xml:space="preserve">) and in the web application, where an uncertain case renders the generated questions, accepts answers, and displays the before/after differential with the per-class change. It is offered as an </w:t>
+      </w:r>
+      <w:r>
+        <w:rPr>
+          <w:rFonts w:ascii="Cambria" w:cs="Cambria" w:eastAsia="Cambria" w:hAnsi="Cambria"/>
+          <w:b/>
+          <w:bCs/>
+          <w:sz w:val="22"/>
+          <w:szCs w:val="22"/>
+        </w:rPr>
+        <w:t xml:space="preserve">engineering contribution and is not formally evaluated</w:t>
+      </w:r>
+      <w:r>
+        <w:rPr>
+          <w:rFonts w:ascii="Cambria" w:cs="Cambria" w:eastAsia="Cambria" w:hAnsi="Cambria"/>
+          <w:sz w:val="22"/>
+          <w:szCs w:val="22"/>
+        </w:rPr>
+        <w:t xml:space="preserve">: we report no accuracy, calibration, or reader-study metric for it, and we make no clinical claim on its behalf. Prospective evaluation — including whether the fused posterior is better calibrated than the image posterior, and a certified melanoma-sensitivity floor — is future work (Section 8).</w:t>
       </w:r>
     </w:p>
     <w:p>
@@ -2079,7 +2427,7 @@
           <w:sz w:val="22"/>
           <w:szCs w:val="22"/>
         </w:rPr>
-        <w:t xml:space="preserve">The frozen six-backbone score-averaged ensemble is the strongest configuration on every stratum. Table 1 gives point estimates with 95% CIs; per-backbone AUROCs are in the supplementary artifact </w:t>
+        <w:t xml:space="preserve">The frozen six-backbone score-averaged ensemble is the strongest configuration overall and on both darker strata; on the lightest stratum (FST I–II) the single DINOv2-L backbone is marginally higher (0.787 vs 0.782), well within overlapping confidence intervals. Table 1 gives point estimates with 95% CIs; per-backbone AUROCs are in the supplementary artifact </w:t>
       </w:r>
       <w:r>
         <w:rPr>
@@ -2984,7 +3332,7 @@
           <w:sz w:val="22"/>
           <w:szCs w:val="22"/>
         </w:rPr>
-        <w:t xml:space="preserve"> Prior audits report a substantial </w:t>
+        <w:t xml:space="preserve"> Daneshjou et al. (2022, </w:t>
       </w:r>
       <w:r>
         <w:rPr>
@@ -2994,6 +3342,42 @@
           <w:sz w:val="22"/>
           <w:szCs w:val="22"/>
         </w:rPr>
+        <w:t xml:space="preserve">Science Advances</w:t>
+      </w:r>
+      <w:r>
+        <w:rPr>
+          <w:rFonts w:ascii="Cambria" w:cs="Cambria" w:eastAsia="Cambria" w:hAnsi="Cambria"/>
+          <w:sz w:val="22"/>
+          <w:szCs w:val="22"/>
+        </w:rPr>
+        <w:t xml:space="preserve"> 8:eabq6147) evaluated three published models on DDI </w:t>
+      </w:r>
+      <w:r>
+        <w:rPr>
+          <w:rFonts w:ascii="Cambria" w:cs="Cambria" w:eastAsia="Cambria" w:hAnsi="Cambria"/>
+          <w:b/>
+          <w:bCs/>
+          <w:sz w:val="22"/>
+          <w:szCs w:val="22"/>
+        </w:rPr>
+        <w:t xml:space="preserve">zero-shot</w:t>
+      </w:r>
+      <w:r>
+        <w:rPr>
+          <w:rFonts w:ascii="Cambria" w:cs="Cambria" w:eastAsia="Cambria" w:hAnsi="Cambria"/>
+          <w:sz w:val="22"/>
+          <w:szCs w:val="22"/>
+        </w:rPr>
+        <w:t xml:space="preserve"> (no DDI adaptation) and reported a substantial </w:t>
+      </w:r>
+      <w:r>
+        <w:rPr>
+          <w:rFonts w:ascii="Cambria" w:cs="Cambria" w:eastAsia="Cambria" w:hAnsi="Cambria"/>
+          <w:i/>
+          <w:iCs/>
+          <w:sz w:val="22"/>
+          <w:szCs w:val="22"/>
+        </w:rPr>
         <w:t xml:space="preserve">light-minus-dark</w:t>
       </w:r>
       <w:r>
@@ -3002,7 +3386,43 @@
           <w:sz w:val="22"/>
           <w:szCs w:val="22"/>
         </w:rPr>
-        <w:t xml:space="preserve"> AUROC gap on DDI — DeepDerm +0.11, ModelDerm +0.09, HAM10000-trained +0.15 — i.e., they are markedly worse on dark skin. Our frozen ensemble's gap is −0.09 (numerically slightly better on dark skin: V–VI 0.872 vs I–II 0.782), but the light and dark stratum CIs overlap, so the honest reading is </w:t>
+        <w:t xml:space="preserve"> AUROC gap in every case: DeepDerm 0.61 (FST I–II) vs 0.50 (V–VI), a gap of +0.11; ModelDerm 0.64 vs 0.55, +0.09; and a HAM10000-trained model 0.72 vs 0.57, +0.15 (overall AUROCs 0.53, 0.60 and 0.65 respectively) — i.e., all three are markedly worse on dark skin, and DeepDerm is at chance there. We stress that those are </w:t>
+      </w:r>
+      <w:r>
+        <w:rPr>
+          <w:rFonts w:ascii="Cambria" w:cs="Cambria" w:eastAsia="Cambria" w:hAnsi="Cambria"/>
+          <w:b/>
+          <w:bCs/>
+          <w:sz w:val="22"/>
+          <w:szCs w:val="22"/>
+        </w:rPr>
+        <w:t xml:space="preserve">zero-shot</w:t>
+      </w:r>
+      <w:r>
+        <w:rPr>
+          <w:rFonts w:ascii="Cambria" w:cs="Cambria" w:eastAsia="Cambria" w:hAnsi="Cambria"/>
+          <w:sz w:val="22"/>
+          <w:szCs w:val="22"/>
+        </w:rPr>
+        <w:t xml:space="preserve"> evaluations whereas ours is cross-validated on DDI, so the comparison speaks to the </w:t>
+      </w:r>
+      <w:r>
+        <w:rPr>
+          <w:rFonts w:ascii="Cambria" w:cs="Cambria" w:eastAsia="Cambria" w:hAnsi="Cambria"/>
+          <w:i/>
+          <w:iCs/>
+          <w:sz w:val="22"/>
+          <w:szCs w:val="22"/>
+        </w:rPr>
+        <w:t xml:space="preserve">presence or absence of a tone gap</w:t>
+      </w:r>
+      <w:r>
+        <w:rPr>
+          <w:rFonts w:ascii="Cambria" w:cs="Cambria" w:eastAsia="Cambria" w:hAnsi="Cambria"/>
+          <w:sz w:val="22"/>
+          <w:szCs w:val="22"/>
+        </w:rPr>
+        <w:t xml:space="preserve"> under each recipe, not to a head-to-head accuracy ranking. Our frozen ensemble's gap is −0.09 (numerically slightly better on dark skin: V–VI 0.872 vs I–II 0.782), but the light and dark stratum CIs overlap, so the honest reading is </w:t>
       </w:r>
       <w:r>
         <w:rPr>
@@ -3548,6 +3968,30 @@
       <w:r>
         <w:rPr>
           <w:rFonts w:ascii="Cambria" w:cs="Cambria" w:eastAsia="Cambria" w:hAnsi="Cambria"/>
+          <w:i/>
+          <w:iCs/>
+          <w:sz w:val="22"/>
+          <w:szCs w:val="22"/>
+        </w:rPr>
+        <w:t xml:space="preserve">Note.</w:t>
+      </w:r>
+      <w:r>
+        <w:rPr>
+          <w:rFonts w:ascii="Cambria" w:cs="Cambria" w:eastAsia="Cambria" w:hAnsi="Cambria"/>
+          <w:sz w:val="22"/>
+          <w:szCs w:val="22"/>
+        </w:rPr>
+        <w:t xml:space="preserve"> Overall-stratum operating points are read at essentially the requested thresholds (achieved specificity 0.804 and 0.901; achieved sensitivity 0.901). The FST V–VI points are read at the nearest achievable step of the empirical ROC — specificity 0.943 for the Se@Sp0.90 row and sensitivity 0.917 for the Sp@Se0.90 row — because that stratum contains only 207 images (48 malignant), so the ROC advances in coarse steps.</w:t>
+      </w:r>
+    </w:p>
+    <w:p>
+      <w:pPr>
+        <w:spacing w:after="140" w:before="60" w:line="300"/>
+        <w:jc w:val="both"/>
+      </w:pPr>
+      <w:r>
+        <w:rPr>
+          <w:rFonts w:ascii="Cambria" w:cs="Cambria" w:eastAsia="Cambria" w:hAnsi="Cambria"/>
           <w:b/>
           <w:bCs/>
           <w:sz w:val="22"/>
@@ -3561,7 +4005,7 @@
           <w:sz w:val="22"/>
           <w:szCs w:val="22"/>
         </w:rPr>
-        <w:t xml:space="preserve"> Across every threshold probability pt = 0.05–0.50, the model's net benefit exceeds both treat-all and treat-none; treat-all turns negative by pt ≈ 0.28 while the model stays positive throughout (e.g., overall pt = 0.30: NB_model 0.111 vs treat-all −0.056). The advantage over the best default peaks in the mid-threshold band (overall delta ≈ 0.114 at pt = 0.25). The same pattern holds within FST V–VI.</w:t>
+        <w:t xml:space="preserve"> Across every threshold probability pt = 0.05–0.50, the model's net benefit exceeds both treat-all and treat-none; treat-all turns negative just above pt = 0.26 (its zero-crossing is the prevalence, 0.261) while the model stays positive throughout (e.g., overall pt = 0.30: NB_model 0.111 vs treat-all −0.056). The advantage over the best default peaks in the mid-threshold band (overall delta ≈ 0.114 at pt = 0.25). The same pattern holds within FST V–VI.</w:t>
       </w:r>
     </w:p>
     <w:p>
@@ -6169,15 +6613,175 @@
           <w:sz w:val="22"/>
           <w:szCs w:val="22"/>
         </w:rPr>
-        <w:t xml:space="preserve">Calibration/conformal split (R05).</w:t>
-      </w:r>
-      <w:r>
-        <w:rPr>
-          <w:rFonts w:ascii="Cambria" w:cs="Cambria" w:eastAsia="Cambria" w:hAnsi="Cambria"/>
-          <w:sz w:val="22"/>
-          <w:szCs w:val="22"/>
-        </w:rPr>
-        <w:t xml:space="preserve"> The temperature, conformal quantile, and abstention threshold should be fit on a calibration slice strictly disjoint from the evaluation set; a controlled re-run to certify this is queued. Single-parameter temperature scaling overfits little, but the conformal coverage number should be regarded as provisional until the split is certified.</w:t>
+        <w:t xml:space="preserve">Winner's curse and calibration split (R05) — now run; the model-selection concern is retired, one caveat remains.</w:t>
+      </w:r>
+      <w:r>
+        <w:rPr>
+          <w:rFonts w:ascii="Cambria" w:cs="Cambria" w:eastAsia="Cambria" w:hAnsi="Cambria"/>
+          <w:sz w:val="22"/>
+          <w:szCs w:val="22"/>
+        </w:rPr>
+        <w:t xml:space="preserve"> Two risks were tested (</w:t>
+      </w:r>
+      <w:r>
+        <w:rPr>
+          <w:rFonts w:ascii="Consolas" w:cs="Consolas" w:eastAsia="Consolas" w:hAnsi="Consolas"/>
+          <w:sz w:val="20"/>
+          <w:szCs w:val="20"/>
+        </w:rPr>
+        <w:t xml:space="preserve">r05_winners_curse.json</w:t>
+      </w:r>
+      <w:r>
+        <w:rPr>
+          <w:rFonts w:ascii="Cambria" w:cs="Cambria" w:eastAsia="Cambria" w:hAnsi="Cambria"/>
+          <w:sz w:val="22"/>
+          <w:szCs w:val="22"/>
+        </w:rPr>
+        <w:t xml:space="preserve">). First, </w:t>
+      </w:r>
+      <w:r>
+        <w:rPr>
+          <w:rFonts w:ascii="Cambria" w:cs="Cambria" w:eastAsia="Cambria" w:hAnsi="Cambria"/>
+          <w:i/>
+          <w:iCs/>
+          <w:sz w:val="22"/>
+          <w:szCs w:val="22"/>
+        </w:rPr>
+        <w:t xml:space="preserve">model selection</w:t>
+      </w:r>
+      <w:r>
+        <w:rPr>
+          <w:rFonts w:ascii="Cambria" w:cs="Cambria" w:eastAsia="Cambria" w:hAnsi="Cambria"/>
+          <w:sz w:val="22"/>
+          <w:szCs w:val="22"/>
+        </w:rPr>
+        <w:t xml:space="preserve">: all four candidate configurations (224/518 px × logistic/MLP head) were scored on out-of-fold data only, with the external test unseen. Selection on out-of-fold macro-F1 chooses </w:t>
+      </w:r>
+      <w:r>
+        <w:rPr>
+          <w:rFonts w:ascii="Cambria" w:cs="Cambria" w:eastAsia="Cambria" w:hAnsi="Cambria"/>
+          <w:b/>
+          <w:bCs/>
+          <w:sz w:val="22"/>
+          <w:szCs w:val="22"/>
+        </w:rPr>
+        <w:t xml:space="preserve">518 px + MLP</w:t>
+      </w:r>
+      <w:r>
+        <w:rPr>
+          <w:rFonts w:ascii="Cambria" w:cs="Cambria" w:eastAsia="Cambria" w:hAnsi="Cambria"/>
+          <w:sz w:val="22"/>
+          <w:szCs w:val="22"/>
+        </w:rPr>
+        <w:t xml:space="preserve"> — the configuration already reported — and the choice is identical whether or not the per-class bias is applied, so the headline configuration was not selected by peeking at the test set and the 0.573 is not inflated by a winner's curse. Second, </w:t>
+      </w:r>
+      <w:r>
+        <w:rPr>
+          <w:rFonts w:ascii="Cambria" w:cs="Cambria" w:eastAsia="Cambria" w:hAnsi="Cambria"/>
+          <w:i/>
+          <w:iCs/>
+          <w:sz w:val="22"/>
+          <w:szCs w:val="22"/>
+        </w:rPr>
+        <w:t xml:space="preserve">conformal fitting</w:t>
+      </w:r>
+      <w:r>
+        <w:rPr>
+          <w:rFonts w:ascii="Cambria" w:cs="Cambria" w:eastAsia="Cambria" w:hAnsi="Cambria"/>
+          <w:sz w:val="22"/>
+          <w:szCs w:val="22"/>
+        </w:rPr>
+        <w:t xml:space="preserve">: with the temperature and conformal quantile fit on a calibration slice disjoint from the evaluation set (T = 1.9, q̂ = 0.971), empirical coverage on the external test is </w:t>
+      </w:r>
+      <w:r>
+        <w:rPr>
+          <w:rFonts w:ascii="Cambria" w:cs="Cambria" w:eastAsia="Cambria" w:hAnsi="Cambria"/>
+          <w:b/>
+          <w:bCs/>
+          <w:sz w:val="22"/>
+          <w:szCs w:val="22"/>
+        </w:rPr>
+        <w:t xml:space="preserve">0.925</w:t>
+      </w:r>
+      <w:r>
+        <w:rPr>
+          <w:rFonts w:ascii="Cambria" w:cs="Cambria" w:eastAsia="Cambria" w:hAnsi="Cambria"/>
+          <w:sz w:val="22"/>
+          <w:szCs w:val="22"/>
+        </w:rPr>
+        <w:t xml:space="preserve"> against a 0.90 target with a mean set size of </w:t>
+      </w:r>
+      <w:r>
+        <w:rPr>
+          <w:rFonts w:ascii="Cambria" w:cs="Cambria" w:eastAsia="Cambria" w:hAnsi="Cambria"/>
+          <w:b/>
+          <w:bCs/>
+          <w:sz w:val="22"/>
+          <w:szCs w:val="22"/>
+        </w:rPr>
+        <w:t xml:space="preserve">3.45</w:t>
+      </w:r>
+      <w:r>
+        <w:rPr>
+          <w:rFonts w:ascii="Cambria" w:cs="Cambria" w:eastAsia="Cambria" w:hAnsi="Cambria"/>
+          <w:sz w:val="22"/>
+          <w:szCs w:val="22"/>
+        </w:rPr>
+        <w:t xml:space="preserve"> — coverage holds, and the set size is slightly smaller than the previously reported ~4. </w:t>
+      </w:r>
+      <w:r>
+        <w:rPr>
+          <w:rFonts w:ascii="Cambria" w:cs="Cambria" w:eastAsia="Cambria" w:hAnsi="Cambria"/>
+          <w:b/>
+          <w:bCs/>
+          <w:sz w:val="22"/>
+          <w:szCs w:val="22"/>
+        </w:rPr>
+        <w:t xml:space="preserve">Caveat:</w:t>
+      </w:r>
+      <w:r>
+        <w:rPr>
+          <w:rFonts w:ascii="Cambria" w:cs="Cambria" w:eastAsia="Cambria" w:hAnsi="Cambria"/>
+          <w:sz w:val="22"/>
+          <w:szCs w:val="22"/>
+        </w:rPr>
+        <w:t xml:space="preserve"> the R05 script scored the selected configuration on the </w:t>
+      </w:r>
+      <w:r>
+        <w:rPr>
+          <w:rFonts w:ascii="Cambria" w:cs="Cambria" w:eastAsia="Cambria" w:hAnsi="Cambria"/>
+          <w:i/>
+          <w:iCs/>
+          <w:sz w:val="22"/>
+          <w:szCs w:val="22"/>
+        </w:rPr>
+        <w:t xml:space="preserve">full</w:t>
+      </w:r>
+      <w:r>
+        <w:rPr>
+          <w:rFonts w:ascii="Cambria" w:cs="Cambria" w:eastAsia="Cambria" w:hAnsi="Cambria"/>
+          <w:sz w:val="22"/>
+          <w:szCs w:val="22"/>
+        </w:rPr>
+        <w:t xml:space="preserve"> external partition (n = 5,886), which still contains the near-duplicate contamination of Section 3.6; its 0.629 therefore reproduces the known leakage-inflated value and is </w:t>
+      </w:r>
+      <w:r>
+        <w:rPr>
+          <w:rFonts w:ascii="Cambria" w:cs="Cambria" w:eastAsia="Cambria" w:hAnsi="Cambria"/>
+          <w:b/>
+          <w:bCs/>
+          <w:sz w:val="22"/>
+          <w:szCs w:val="22"/>
+        </w:rPr>
+        <w:t xml:space="preserve">not</w:t>
+      </w:r>
+      <w:r>
+        <w:rPr>
+          <w:rFonts w:ascii="Cambria" w:cs="Cambria" w:eastAsia="Cambria" w:hAnsi="Cambria"/>
+          <w:sz w:val="22"/>
+          <w:szCs w:val="22"/>
+        </w:rPr>
+        <w:t xml:space="preserve"> a corrected version of 0.573. The de-duplicated 0.573 (n = 3,813) remains canonical. A re-run of R05 restricted to the de-duplicated partition is the small remaining task.</w:t>
       </w:r>
     </w:p>
     <w:p>
@@ -6336,23 +6940,236 @@
           <w:sz w:val="22"/>
           <w:szCs w:val="22"/>
         </w:rPr>
-        <w:t xml:space="preserve">). Remaining laptop-feasible items: the dedup-threshold sensitivity curve (0.95–0.995) to show the 0.573 number is not a knife-edge artifact; a full multi-seed mean ± SD re-issue of every headline number; and the winner's-curse / calibration-split certification (R05, </w:t>
-      </w:r>
-      <w:r>
-        <w:rPr>
-          <w:rFonts w:ascii="Consolas" w:cs="Consolas" w:eastAsia="Consolas" w:hAnsi="Consolas"/>
-          <w:sz w:val="20"/>
-          <w:szCs w:val="20"/>
-        </w:rPr>
-        <w:t xml:space="preserve">r05_winners_curse.json</w:t>
-      </w:r>
-      <w:r>
-        <w:rPr>
-          <w:rFonts w:ascii="Cambria" w:cs="Cambria" w:eastAsia="Cambria" w:hAnsi="Cambria"/>
-          <w:sz w:val="22"/>
-          <w:szCs w:val="22"/>
-        </w:rPr>
-        <w:t xml:space="preserve">), which is still running and to be folded in when it lands. GPU-dependent items: a protocol-matched DDI fine-tune (R17). Data-dependent items: a second dark-skin cancer benchmark and a held-out Indian clinical test set. Methodological extensions suggested by the frozen-feature geometry include per-Fitzpatrick Mondrian conformal with small-sample coverage certificates, tone-conditional feature alignment as a fairness-adaptation probe of whether ~0.87 is a data or feature-usage ceiling, and formal calibration of the LLM-evidence fusion with a certified melanoma-sensitivity floor.</w:t>
+        <w:t xml:space="preserve">). Remaining laptop-feasible items: the dedup-threshold sensitivity curve (0.95–0.995) to show the 0.573 number is not a knife-edge artifact; a full multi-seed mean ± SD re-issue of every headline number; and a re-run of the winner's-curse / calibration-split check (R05) restricted to the de-duplicated external partition (the completed run scored the full, leakage-inflated partition; see Section 7). GPU-dependent items: a protocol-matched DDI fine-tune (R17). Data-dependent items: a second dark-skin cancer benchmark and a held-out Indian clinical test set. Methodological extensions suggested by the frozen-feature geometry include per-Fitzpatrick Mondrian conformal with small-sample coverage certificates, tone-conditional feature alignment as a fairness-adaptation probe of whether ~0.87 is a data or feature-usage ceiling, and formal calibration of the LLM-evidence fusion with a certified melanoma-sensitivity floor.</w:t>
+      </w:r>
+    </w:p>
+    <w:p>
+      <w:pPr>
+        <w:pStyle w:val="Heading2"/>
+        <w:spacing w:after="120" w:before="240"/>
+      </w:pPr>
+      <w:r>
+        <w:rPr>
+          <w:rFonts w:ascii="Calibri" w:cs="Calibri" w:eastAsia="Calibri" w:hAnsi="Calibri"/>
+          <w:b/>
+          <w:bCs/>
+          <w:color w:val="17262B"/>
+          <w:sz w:val="25"/>
+          <w:szCs w:val="25"/>
+        </w:rPr>
+        <w:t xml:space="preserve">8.2 Secondary objective: a prospective North Indian image collection</w:t>
+      </w:r>
+    </w:p>
+    <w:p>
+      <w:pPr>
+        <w:spacing w:after="140" w:before="60" w:line="300"/>
+        <w:jc w:val="both"/>
+      </w:pPr>
+      <w:r>
+        <w:rPr>
+          <w:rFonts w:ascii="Cambria" w:cs="Cambria" w:eastAsia="Cambria" w:hAnsi="Cambria"/>
+          <w:sz w:val="22"/>
+          <w:szCs w:val="22"/>
+        </w:rPr>
+        <w:t xml:space="preserve">The single most consequential limitation of this work is not methodological but evidential: there is no Indian dermatology image dataset with which to test the system on the population it was built for, and the world's only public dark-skin clinical cancer benchmark is American. The approved secondary objective addresses this directly.</w:t>
+      </w:r>
+    </w:p>
+    <w:p>
+      <w:pPr>
+        <w:spacing w:after="140" w:before="60" w:line="300"/>
+        <w:jc w:val="both"/>
+      </w:pPr>
+      <w:r>
+        <w:rPr>
+          <w:rFonts w:ascii="Cambria" w:cs="Cambria" w:eastAsia="Cambria" w:hAnsi="Cambria"/>
+          <w:b/>
+          <w:bCs/>
+          <w:sz w:val="22"/>
+          <w:szCs w:val="22"/>
+        </w:rPr>
+        <w:t xml:space="preserve">Design.</w:t>
+      </w:r>
+      <w:r>
+        <w:rPr>
+          <w:rFonts w:ascii="Cambria" w:cs="Cambria" w:eastAsia="Cambria" w:hAnsi="Cambria"/>
+          <w:sz w:val="22"/>
+          <w:szCs w:val="22"/>
+        </w:rPr>
+        <w:t xml:space="preserve"> Two hospitals, approximately one year, targeting 3,000–5,000 consented images, run as two arms. A </w:t>
+      </w:r>
+      <w:r>
+        <w:rPr>
+          <w:rFonts w:ascii="Cambria" w:cs="Cambria" w:eastAsia="Cambria" w:hAnsi="Cambria"/>
+          <w:b/>
+          <w:bCs/>
+          <w:sz w:val="22"/>
+          <w:szCs w:val="22"/>
+        </w:rPr>
+        <w:t xml:space="preserve">prospective arm</w:t>
+      </w:r>
+      <w:r>
+        <w:rPr>
+          <w:rFonts w:ascii="Cambria" w:cs="Cambria" w:eastAsia="Cambria" w:hAnsi="Cambria"/>
+          <w:sz w:val="22"/>
+          <w:szCs w:val="22"/>
+        </w:rPr>
+        <w:t xml:space="preserve"> accrues the common North Indian outpatient conditions (eczema/dermatitis, tinea and other fungal infections, psoriasis, vitiligo and pigmentary disorders, acne, urticaria, scabies, leprosy, lichen planus, bacterial and viral infections, drug eruptions). A </w:t>
+      </w:r>
+      <w:r>
+        <w:rPr>
+          <w:rFonts w:ascii="Cambria" w:cs="Cambria" w:eastAsia="Cambria" w:hAnsi="Cambria"/>
+          <w:b/>
+          <w:bCs/>
+          <w:sz w:val="22"/>
+          <w:szCs w:val="22"/>
+        </w:rPr>
+        <w:t xml:space="preserve">retrospective pathology-archive arm</w:t>
+      </w:r>
+      <w:r>
+        <w:rPr>
+          <w:rFonts w:ascii="Cambria" w:cs="Cambria" w:eastAsia="Cambria" w:hAnsi="Cambria"/>
+          <w:sz w:val="22"/>
+          <w:szCs w:val="22"/>
+        </w:rPr>
+        <w:t xml:space="preserve"> supplies histopathologically confirmed malignancies, because skin cancer is comparatively rare in brown skin and the target of ≥170 biopsy-confirmed cancers — the number needed to match DDI's 171 — will not accrue prospectively within a year. DDI itself was assembled this way.</w:t>
+      </w:r>
+    </w:p>
+    <w:p>
+      <w:pPr>
+        <w:spacing w:after="140" w:before="60" w:line="300"/>
+        <w:jc w:val="both"/>
+      </w:pPr>
+      <w:r>
+        <w:rPr>
+          <w:rFonts w:ascii="Cambria" w:cs="Cambria" w:eastAsia="Cambria" w:hAnsi="Cambria"/>
+          <w:b/>
+          <w:bCs/>
+          <w:sz w:val="22"/>
+          <w:szCs w:val="22"/>
+        </w:rPr>
+        <w:t xml:space="preserve">Targets and their basis.</w:t>
+      </w:r>
+      <w:r>
+        <w:rPr>
+          <w:rFonts w:ascii="Cambria" w:cs="Cambria" w:eastAsia="Cambria" w:hAnsi="Cambria"/>
+          <w:sz w:val="22"/>
+          <w:szCs w:val="22"/>
+        </w:rPr>
+        <w:t xml:space="preserve"> Roughly 96–100 test positives per condition are required to estimate a sensitivity near 0.80 with a 95% confidence interval of about ±0.08; ≥150–300 images per skin-tone bin give reasonable power to detect a ~10% tone gap. These are planning estimates, not guarantees.</w:t>
+      </w:r>
+    </w:p>
+    <w:p>
+      <w:pPr>
+        <w:spacing w:after="140" w:before="60" w:line="300"/>
+        <w:jc w:val="both"/>
+      </w:pPr>
+      <w:r>
+        <w:rPr>
+          <w:rFonts w:ascii="Cambria" w:cs="Cambria" w:eastAsia="Cambria" w:hAnsi="Cambria"/>
+          <w:b/>
+          <w:bCs/>
+          <w:sz w:val="22"/>
+          <w:szCs w:val="22"/>
+        </w:rPr>
+        <w:t xml:space="preserve">Capture.</w:t>
+      </w:r>
+      <w:r>
+        <w:rPr>
+          <w:rFonts w:ascii="Cambria" w:cs="Cambria" w:eastAsia="Cambria" w:hAnsi="Cambria"/>
+          <w:sz w:val="22"/>
+          <w:szCs w:val="22"/>
+        </w:rPr>
+        <w:t xml:space="preserve"> Smartphone photography at a defined minimum standard (≥12 MP main camera with autofocus, main lens only, default photo mode, originals retained), with a 3D-printed spacer fixing camera-to-skin distance, a colour-reference card and ruler in frame, and a clip-on dermoscope at lesion stations. Following DermaCon-IN, devices are deliberately </w:t>
+      </w:r>
+      <w:r>
+        <w:rPr>
+          <w:rFonts w:ascii="Cambria" w:cs="Cambria" w:eastAsia="Cambria" w:hAnsi="Cambria"/>
+          <w:i/>
+          <w:iCs/>
+          <w:sz w:val="22"/>
+          <w:szCs w:val="22"/>
+        </w:rPr>
+        <w:t xml:space="preserve">not</w:t>
+      </w:r>
+      <w:r>
+        <w:rPr>
+          <w:rFonts w:ascii="Cambria" w:cs="Cambria" w:eastAsia="Cambria" w:hAnsi="Cambria"/>
+          <w:sz w:val="22"/>
+          <w:szCs w:val="22"/>
+        </w:rPr>
+        <w:t xml:space="preserve"> standardised to a single model — device variation is recorded per image and treated as clinical realism.</w:t>
+      </w:r>
+    </w:p>
+    <w:p>
+      <w:pPr>
+        <w:spacing w:after="140" w:before="60" w:line="300"/>
+        <w:jc w:val="both"/>
+      </w:pPr>
+      <w:r>
+        <w:rPr>
+          <w:rFonts w:ascii="Cambria" w:cs="Cambria" w:eastAsia="Cambria" w:hAnsi="Cambria"/>
+          <w:b/>
+          <w:bCs/>
+          <w:sz w:val="22"/>
+          <w:szCs w:val="22"/>
+        </w:rPr>
+        <w:t xml:space="preserve">Labelling.</w:t>
+      </w:r>
+      <w:r>
+        <w:rPr>
+          <w:rFonts w:ascii="Cambria" w:cs="Cambria" w:eastAsia="Cambria" w:hAnsi="Cambria"/>
+          <w:sz w:val="22"/>
+          <w:szCs w:val="22"/>
+        </w:rPr>
+        <w:t xml:space="preserve"> Two dermatologists label independently and blinded to each other and to the model's prediction, with third-reader adjudication of disagreements; every image carries an explicit evidence grade (histopathology / dermoscopy-supported / clinical consensus / provisional), and no case counts toward the malignant target until its pathology report has been reconciled to its study identifier.</w:t>
+      </w:r>
+    </w:p>
+    <w:p>
+      <w:pPr>
+        <w:spacing w:after="140" w:before="60" w:line="300"/>
+        <w:jc w:val="both"/>
+      </w:pPr>
+      <w:r>
+        <w:rPr>
+          <w:rFonts w:ascii="Cambria" w:cs="Cambria" w:eastAsia="Cambria" w:hAnsi="Cambria"/>
+          <w:b/>
+          <w:bCs/>
+          <w:sz w:val="22"/>
+          <w:szCs w:val="22"/>
+        </w:rPr>
+        <w:t xml:space="preserve">Governance.</w:t>
+      </w:r>
+      <w:r>
+        <w:rPr>
+          <w:rFonts w:ascii="Cambria" w:cs="Cambria" w:eastAsia="Cambria" w:hAnsi="Cambria"/>
+          <w:sz w:val="22"/>
+          <w:szCs w:val="22"/>
+        </w:rPr>
+        <w:t xml:space="preserve"> Institutional Ethics Committee approval precedes any collection; consent is obtained before photography; images carry study identifiers only, exclude faces and identifying marks, and are stored encrypted on institution-approved, India-resident infrastructure in accordance with the Digital Personal Data Protection Act 2023.</w:t>
+      </w:r>
+    </w:p>
+    <w:p>
+      <w:pPr>
+        <w:spacing w:after="140" w:before="60" w:line="300"/>
+        <w:jc w:val="both"/>
+      </w:pPr>
+      <w:r>
+        <w:rPr>
+          <w:rFonts w:ascii="Cambria" w:cs="Cambria" w:eastAsia="Cambria" w:hAnsi="Cambria"/>
+          <w:b/>
+          <w:bCs/>
+          <w:sz w:val="22"/>
+          <w:szCs w:val="22"/>
+        </w:rPr>
+        <w:t xml:space="preserve">Expected output.</w:t>
+      </w:r>
+      <w:r>
+        <w:rPr>
+          <w:rFonts w:ascii="Cambria" w:cs="Cambria" w:eastAsia="Cambria" w:hAnsi="Cambria"/>
+          <w:sz w:val="22"/>
+          <w:szCs w:val="22"/>
+        </w:rPr>
+        <w:t xml:space="preserve"> A publishable dataset resource in its own right — the first from North India, and the first anywhere pairing Indian clinical photography with a biopsy-confirmed cancer arm — plus the patient-level and temporally held-out test sets needed to state, or refute, that this system works for Indian patients.</w:t>
       </w:r>
     </w:p>
     <w:p>

--- a/reports/manuscript/MNKAI-III_Manuscript.docx
+++ b/reports/manuscript/MNKAI-III_Manuscript.docx
@@ -124,7 +124,7 @@
           <w:sz w:val="22"/>
           <w:szCs w:val="22"/>
         </w:rPr>
-        <w:t xml:space="preserve"> We assembled approximately 266,000 labeled, de-duplicated images from eight public sources spanning dermoscopy (ISIC-2019, ISIC-2024, BCN20000) and clinical photography (Fitzpatrick17k/CleanPatrick, SCIN, DermaCon-IN, PAD-UFES-20, DDI, Mpox/MSLD), of which roughly 15,000 are Fitzpatrick IV–VI — the binding scarcity. Frozen-backbone features for the entire corpus were extracted once in a single forward pass and cached; every subsequent experiment is a lightweight head fit on those cached features, so the complete decision-support pipeline was built on a single 6 GB consumer laptop with no backbone gradient step in the primary method. The 25-condition Indian-focused task is trained on 33,250 group-aware (patient/lesion-disjoint) images and evaluated on a duplicate-audited external test set (5,886 images; 3,813 after near-duplicate removal); the 9-condition dermoscopy task is trained on 197,137 images and evaluated out-of-fold because its external partition is class-degenerate. On the Diverse Dermatology Images (DDI) benchmark of 656 biopsy-confirmed clinical photographs (one lesion per image), we evaluate malignant-versus-benign classification with image-level 5-fold stratified cross-validation, the standard DDI protocol. We compare a single frozen DINOv2 ViT-B/14 probe against a score-averaged ensemble of six frozen foundation backbones (DINOv2-B, DINOv2-B-reg, DINOv2-L, EVA-02-B, ConvNeXt-V2-B, SigLIP-B). Statistical support is provided by stratified bootstrap 95% confidence intervals (CIs), paired-bootstrap Delta-AUROC tests, and multi-seed cross-validation. Separately, on a 25-condition Indian-focused classification task we compare the frozen probe against a matched fine-tuning baseline (classifier re-training, cRT) on a duplicate-audited external test set, and we ship a trust stack: temperature-scaled calibration, RAPS conformal prediction, and per-Fitzpatrick selective prediction. Finally, a photo-grounded, confidence-gated large-language-model (LLM) triage layer engages only when the classifier is uncertain: it is shown the lesion photograph and the live differential, asks targeted history questions, and fuses the answers as per-class log-likelihood-ratios into a Bayesian posterior, bounded so that history can escalate but never clear a malignancy flag. It is integrated into the deployed command-line and web applications and is offered as an engineering contribution — it is not formally evaluated and carries no clinical claim.</w:t>
+        <w:t xml:space="preserve"> We assembled approximately 266,000 labeled, de-duplicated images from eight public sources spanning dermoscopy (ISIC-2019, ISIC-2024, BCN20000) and clinical photography (Fitzpatrick17k/CleanPatrick, SCIN, DermaCon-IN, PAD-UFES-20, DDI, Mpox/MSLD), of which roughly 15,000 are Fitzpatrick IV–VI — the binding scarcity. Frozen-backbone features for the entire corpus were extracted once in a single forward pass and cached; every subsequent experiment is a lightweight head fit on those cached features, so the complete decision-support pipeline was built on a single 6 GB consumer laptop with no backbone gradient step in the primary method. The 25-condition Indian-focused task is trained on 33,250 group-aware (patient/lesion-disjoint) images and evaluated on a duplicate-audited external test set (5,886 images; 3,813 after near-duplicate removal); the 9-condition dermoscopy task is trained on 197,137 images and evaluated out-of-fold because its external partition is class-degenerate. On the Diverse Dermatology Images (DDI) benchmark of 656 biopsy-confirmed clinical photographs from 570 patients, we evaluate malignant-versus-benign classification with image-level 5-fold stratified cross-validation; the public release carries no patient identifier, so patient-grouped folds are not constructible and a small residual same-patient clustering is disclosed as a limitation. Our protocol differs from the original DDI paper's 60/20/20 split, so comparisons with its reported figures are protocol-mismatched and framed as such. We compare a single frozen DINOv2 ViT-B/14 probe against a score-averaged ensemble of six frozen foundation backbones (DINOv2-B, DINOv2-B-reg, DINOv2-L, EVA-02-B, ConvNeXt-V2-B, SigLIP-B). Statistical support is provided by stratified bootstrap 95% confidence intervals (CIs), paired-bootstrap Delta-AUROC tests, and multi-seed cross-validation. Separately, on a 25-condition Indian-focused classification task we compare the frozen probe against a matched fine-tuning baseline (classifier re-training, cRT) on a duplicate-audited external test set, and we ship a trust stack: temperature-scaled calibration, RAPS conformal prediction, and per-Fitzpatrick selective prediction. Finally, a photo-grounded, confidence-gated large-language-model (LLM) triage layer engages only when the classifier is uncertain: it is shown the lesion photograph and the live differential, asks targeted history questions, and fuses the answers as per-class log-likelihood-ratios into a Bayesian posterior, bounded so that history can escalate but never clear a malignancy flag. It is integrated into the deployed command-line and web applications and is offered as an engineering contribution — it is not formally evaluated and carries no clinical claim.</w:t>
       </w:r>
     </w:p>
     <w:p>
@@ -686,7 +686,43 @@
           <w:sz w:val="22"/>
           <w:szCs w:val="22"/>
         </w:rPr>
-        <w:t xml:space="preserve">) released DDI, a biopsy-confirmed clinical-photograph benchmark, and showed that off-the-shelf models degrade sharply on Fitzpatrick V–VI, with reported published-model AUROCs in the ~0.56–0.67 range and adaptation reaching ~0.73–0.90. We position our frozen-ensemble point estimate against that published ceiling.</w:t>
+        <w:t xml:space="preserve">) released DDI, a biopsy-confirmed clinical-photograph benchmark, and showed that off-the-shelf models degrade sharply on Fitzpatrick V–VI. Their reported off-the-shelf AUROCs are 0.56–0.67 </w:t>
+      </w:r>
+      <w:r>
+        <w:rPr>
+          <w:rFonts w:ascii="Cambria" w:cs="Cambria" w:eastAsia="Cambria" w:hAnsi="Cambria"/>
+          <w:b/>
+          <w:bCs/>
+          <w:sz w:val="22"/>
+          <w:szCs w:val="22"/>
+        </w:rPr>
+        <w:t xml:space="preserve">overall</w:t>
+      </w:r>
+      <w:r>
+        <w:rPr>
+          <w:rFonts w:ascii="Cambria" w:cs="Cambria" w:eastAsia="Cambria" w:hAnsi="Cambria"/>
+          <w:sz w:val="22"/>
+          <w:szCs w:val="22"/>
+        </w:rPr>
+        <w:t xml:space="preserve"> (DeepDerm 0.56, ModelDerm 0.65, HAM10000-trained 0.67) and 0.50–0.57 </w:t>
+      </w:r>
+      <w:r>
+        <w:rPr>
+          <w:rFonts w:ascii="Cambria" w:cs="Cambria" w:eastAsia="Cambria" w:hAnsi="Cambria"/>
+          <w:b/>
+          <w:bCs/>
+          <w:sz w:val="22"/>
+          <w:szCs w:val="22"/>
+        </w:rPr>
+        <w:t xml:space="preserve">within FST V–VI</w:t>
+      </w:r>
+      <w:r>
+        <w:rPr>
+          <w:rFonts w:ascii="Cambria" w:cs="Cambria" w:eastAsia="Cambria" w:hAnsi="Cambria"/>
+          <w:sz w:val="22"/>
+          <w:szCs w:val="22"/>
+        </w:rPr>
+        <w:t xml:space="preserve">; after fine-tuning on DDI, V–VI performance rose to 0.76 (DeepDerm) and 0.78 (HAM10000-trained). We position our frozen-ensemble point estimate against that adapted ceiling, noting throughout that their evaluation used a randomized 60/20/20 split whereas ours uses 5-fold cross-validation.</w:t>
       </w:r>
     </w:p>
     <w:p>
@@ -710,25 +746,43 @@
           <w:sz w:val="22"/>
           <w:szCs w:val="22"/>
         </w:rPr>
-        <w:t xml:space="preserve"> Recent efforts (PanDerm; SCIN; DermFoundation, </w:t>
-      </w:r>
-      <w:r>
-        <w:rPr>
-          <w:rFonts w:ascii="Cambria" w:cs="Cambria" w:eastAsia="Cambria" w:hAnsi="Cambria"/>
-          <w:b/>
-          <w:bCs/>
-          <w:sz w:val="22"/>
-          <w:szCs w:val="22"/>
-        </w:rPr>
-        <w:t xml:space="preserve">TODO-verify names/citations</w:t>
-      </w:r>
-      <w:r>
-        <w:rPr>
-          <w:rFonts w:ascii="Cambria" w:cs="Cambria" w:eastAsia="Cambria" w:hAnsi="Cambria"/>
-          <w:sz w:val="22"/>
-          <w:szCs w:val="22"/>
-        </w:rPr>
-        <w:t xml:space="preserve">) train derm-specific encoders. We did not use these as our primary backbone: one candidate (PanDerm) mis-loaded in our environment (unexpected checkpoint keys) and its license is non-commercial, so we report only general-purpose frozen backbones that are fairly evaluated and deployable.</w:t>
+        <w:t xml:space="preserve"> Recent efforts train derm-specific encoders — PanDerm (a multimodal clinical-dermatology vision foundation model), Google's </w:t>
+      </w:r>
+      <w:r>
+        <w:rPr>
+          <w:rFonts w:ascii="Cambria" w:cs="Cambria" w:eastAsia="Cambria" w:hAnsi="Cambria"/>
+          <w:b/>
+          <w:bCs/>
+          <w:sz w:val="22"/>
+          <w:szCs w:val="22"/>
+        </w:rPr>
+        <w:t xml:space="preserve">Derm Foundation</w:t>
+      </w:r>
+      <w:r>
+        <w:rPr>
+          <w:rFonts w:ascii="Cambria" w:cs="Cambria" w:eastAsia="Cambria" w:hAnsi="Cambria"/>
+          <w:sz w:val="22"/>
+          <w:szCs w:val="22"/>
+        </w:rPr>
+        <w:t xml:space="preserve"> embedding model (released within Health AI Developer Foundations), and DermINO; SCIN is a crowdsourced dermatology </w:t>
+      </w:r>
+      <w:r>
+        <w:rPr>
+          <w:rFonts w:ascii="Cambria" w:cs="Cambria" w:eastAsia="Cambria" w:hAnsi="Cambria"/>
+          <w:i/>
+          <w:iCs/>
+          <w:sz w:val="22"/>
+          <w:szCs w:val="22"/>
+        </w:rPr>
+        <w:t xml:space="preserve">dataset</w:t>
+      </w:r>
+      <w:r>
+        <w:rPr>
+          <w:rFonts w:ascii="Cambria" w:cs="Cambria" w:eastAsia="Cambria" w:hAnsi="Cambria"/>
+          <w:sz w:val="22"/>
+          <w:szCs w:val="22"/>
+        </w:rPr>
+        <w:t xml:space="preserve"> rather than an encoder and is cited as such. We did not use these as our primary backbone: one candidate (PanDerm) mis-loaded in our environment (unexpected checkpoint keys) and its license is non-commercial, so we report only general-purpose frozen backbones that are fairly evaluated and deployable.</w:t>
       </w:r>
     </w:p>
     <w:p>
@@ -1522,25 +1576,91 @@
           <w:sz w:val="22"/>
           <w:szCs w:val="22"/>
         </w:rPr>
-        <w:t xml:space="preserve"> DDI contains 656 biopsy-confirmed clinical photographs, one lesion per image, with Fitzpatrick skin-type annotations and no patient identifiers. Because DDI is one image per lesion with no patient grouping available, we use image-level 5-fold stratified cross-validation, stratifying by tone × malignancy — the standard DDI evaluation protocol (Daneshjou et al., 2022). We state this explicitly because an earlier internal description referred to "group-disjoint" folds; for DDI, image-level and lesion-level folds coincide since each lesion appears once. </w:t>
-      </w:r>
-      <w:r>
-        <w:rPr>
-          <w:rFonts w:ascii="Cambria" w:cs="Cambria" w:eastAsia="Cambria" w:hAnsi="Cambria"/>
-          <w:b/>
-          <w:bCs/>
-          <w:sz w:val="22"/>
-          <w:szCs w:val="22"/>
-        </w:rPr>
-        <w:t xml:space="preserve">TODO-verify</w:t>
-      </w:r>
-      <w:r>
-        <w:rPr>
-          <w:rFonts w:ascii="Cambria" w:cs="Cambria" w:eastAsia="Cambria" w:hAnsi="Cambria"/>
-          <w:sz w:val="22"/>
-          <w:szCs w:val="22"/>
-        </w:rPr>
-        <w:t xml:space="preserve"> that no DDI image duplicates another lesion under a different filename.</w:t>
+        <w:t xml:space="preserve"> DDI contains 656 biopsy-confirmed clinical photographs drawn from </w:t>
+      </w:r>
+      <w:r>
+        <w:rPr>
+          <w:rFonts w:ascii="Cambria" w:cs="Cambria" w:eastAsia="Cambria" w:hAnsi="Cambria"/>
+          <w:b/>
+          <w:bCs/>
+          <w:sz w:val="22"/>
+          <w:szCs w:val="22"/>
+        </w:rPr>
+        <w:t xml:space="preserve">570 unique patients</w:t>
+      </w:r>
+      <w:r>
+        <w:rPr>
+          <w:rFonts w:ascii="Cambria" w:cs="Cambria" w:eastAsia="Cambria" w:hAnsi="Cambria"/>
+          <w:sz w:val="22"/>
+          <w:szCs w:val="22"/>
+        </w:rPr>
+        <w:t xml:space="preserve">, with Fitzpatrick skin-type annotations. The publicly released metadata (</w:t>
+      </w:r>
+      <w:r>
+        <w:rPr>
+          <w:rFonts w:ascii="Consolas" w:cs="Consolas" w:eastAsia="Consolas" w:hAnsi="Consolas"/>
+          <w:sz w:val="20"/>
+          <w:szCs w:val="20"/>
+        </w:rPr>
+        <w:t xml:space="preserve">ddi_metadata.csv</w:t>
+      </w:r>
+      <w:r>
+        <w:rPr>
+          <w:rFonts w:ascii="Cambria" w:cs="Cambria" w:eastAsia="Cambria" w:hAnsi="Cambria"/>
+          <w:sz w:val="22"/>
+          <w:szCs w:val="22"/>
+        </w:rPr>
+        <w:t xml:space="preserve">) provides a unique image identifier, skin-tone group, malignancy label and disease name, but </w:t>
+      </w:r>
+      <w:r>
+        <w:rPr>
+          <w:rFonts w:ascii="Cambria" w:cs="Cambria" w:eastAsia="Cambria" w:hAnsi="Cambria"/>
+          <w:b/>
+          <w:bCs/>
+          <w:sz w:val="22"/>
+          <w:szCs w:val="22"/>
+        </w:rPr>
+        <w:t xml:space="preserve">no patient identifier</w:t>
+      </w:r>
+      <w:r>
+        <w:rPr>
+          <w:rFonts w:ascii="Cambria" w:cs="Cambria" w:eastAsia="Cambria" w:hAnsi="Cambria"/>
+          <w:sz w:val="22"/>
+          <w:szCs w:val="22"/>
+        </w:rPr>
+        <w:t xml:space="preserve">, so patient-grouped cross-validation is not constructible from the public release. We therefore use image-level 5-fold cross-validation, stratified by tone × malignancy.</w:t>
+      </w:r>
+    </w:p>
+    <w:p>
+      <w:pPr>
+        <w:spacing w:after="140" w:before="60" w:line="300"/>
+        <w:jc w:val="both"/>
+      </w:pPr>
+      <w:r>
+        <w:rPr>
+          <w:rFonts w:ascii="Cambria" w:cs="Cambria" w:eastAsia="Cambria" w:hAnsi="Cambria"/>
+          <w:sz w:val="22"/>
+          <w:szCs w:val="22"/>
+        </w:rPr>
+        <w:t xml:space="preserve">Two consequences must be stated plainly rather than assumed away. First, because 656 images come from 570 patients, roughly 80–90 images share a patient with another image; a small number of same-patient pairs can therefore fall on opposite sides of a fold boundary. This is a residual source of optimism that we cannot eliminate with the released data, and we disclose it rather than claim lesion-level disjointness (an earlier internal description of these folds as "group-disjoint" was incorrect and has been withdrawn). Second, our protocol is </w:t>
+      </w:r>
+      <w:r>
+        <w:rPr>
+          <w:rFonts w:ascii="Cambria" w:cs="Cambria" w:eastAsia="Cambria" w:hAnsi="Cambria"/>
+          <w:i/>
+          <w:iCs/>
+          <w:sz w:val="22"/>
+          <w:szCs w:val="22"/>
+        </w:rPr>
+        <w:t xml:space="preserve">not</w:t>
+      </w:r>
+      <w:r>
+        <w:rPr>
+          <w:rFonts w:ascii="Cambria" w:cs="Cambria" w:eastAsia="Cambria" w:hAnsi="Cambria"/>
+          <w:sz w:val="22"/>
+          <w:szCs w:val="22"/>
+        </w:rPr>
+        <w:t xml:space="preserve"> the protocol of the original DDI paper: Daneshjou et al. (2022) evaluated published models on a randomized 60/20/20 train–validation–test split, whereas we report 5-fold cross-validation because our probe is trained on DDI itself. Comparisons to their reported numbers are therefore protocol-mismatched and are framed accordingly throughout.</w:t>
       </w:r>
     </w:p>
     <w:p>
@@ -3308,7 +3428,43 @@
           <w:sz w:val="22"/>
           <w:szCs w:val="22"/>
         </w:rPr>
-        <w:t xml:space="preserve"> Dark-skin (V–VI) AUROC improves from 0.789 to 0.872, a real and significant gain that sits at or above the published DDI performance range for adapted models (Daneshjou et al., 2022: ~0.73–0.90; off-the-shelf ~0.56–0.67). Because all six members are frozen, the improvement is attributable to architectural diversity across self-supervised, masked-image, convolutional, and contrastive backbones, not to adapting any one of them. We deliberately do not claim 0.9+/0.99: dark-skin clinical cancer imagery is genuinely scarce (DDI is essentially the only public source), the V–VI stratum rests on a modest number of malignant cases, and the resulting CI is correspondingly wide.</w:t>
+        <w:t xml:space="preserve"> Dark-skin (V–VI) AUROC improves from 0.789 to 0.872, a real and significant gain. For orientation — with the protocol caveat of Section 3.1 firmly in mind — Daneshjou et al. (2022) reported off-the-shelf models on DDI at overall AUROC 0.56–0.67 (0.50–0.57 within FST V–VI), and after fine-tuning </w:t>
+      </w:r>
+      <w:r>
+        <w:rPr>
+          <w:rFonts w:ascii="Cambria" w:cs="Cambria" w:eastAsia="Cambria" w:hAnsi="Cambria"/>
+          <w:i/>
+          <w:iCs/>
+          <w:sz w:val="22"/>
+          <w:szCs w:val="22"/>
+        </w:rPr>
+        <w:t xml:space="preserve">on DDI itself</w:t>
+      </w:r>
+      <w:r>
+        <w:rPr>
+          <w:rFonts w:ascii="Cambria" w:cs="Cambria" w:eastAsia="Cambria" w:hAnsi="Cambria"/>
+          <w:sz w:val="22"/>
+          <w:szCs w:val="22"/>
+        </w:rPr>
+        <w:t xml:space="preserve"> reached FST V–VI AUROC of 0.76 (DeepDerm) and 0.78 (HAM10000-trained). Our frozen ensemble's V–VI point estimate of 0.872 is therefore above that published adapted range, though its confidence interval (0.808–0.929) is wide and the two protocols differ (their 60/20/20 split versus our 5-fold cross-validation), so we present this as </w:t>
+      </w:r>
+      <w:r>
+        <w:rPr>
+          <w:rFonts w:ascii="Cambria" w:cs="Cambria" w:eastAsia="Cambria" w:hAnsi="Cambria"/>
+          <w:i/>
+          <w:iCs/>
+          <w:sz w:val="22"/>
+          <w:szCs w:val="22"/>
+        </w:rPr>
+        <w:t xml:space="preserve">reaching and plausibly exceeding</w:t>
+      </w:r>
+      <w:r>
+        <w:rPr>
+          <w:rFonts w:ascii="Cambria" w:cs="Cambria" w:eastAsia="Cambria" w:hAnsi="Cambria"/>
+          <w:sz w:val="22"/>
+          <w:szCs w:val="22"/>
+        </w:rPr>
+        <w:t xml:space="preserve"> the published ceiling rather than as a like-for-like win. Because all six members are frozen, the improvement is attributable to architectural diversity across self-supervised, masked-image, convolutional, and contrastive backbones, not to adapting any one of them. We deliberately do not claim 0.9+/0.99: dark-skin clinical cancer imagery is genuinely scarce (DDI is essentially the only public source), the V–VI stratum rests on a modest number of malignant cases, and the resulting CI is correspondingly wide.</w:t>
       </w:r>
     </w:p>
     <w:p>
@@ -5211,6 +5367,46 @@
           <w:sz w:val="22"/>
           <w:szCs w:val="22"/>
         </w:rPr>
+        <w:t xml:space="preserve">Sensitivity to the duplicate cutoff.</w:t>
+      </w:r>
+      <w:r>
+        <w:rPr>
+          <w:rFonts w:ascii="Cambria" w:cs="Cambria" w:eastAsia="Cambria" w:hAnsi="Cambria"/>
+          <w:sz w:val="22"/>
+          <w:szCs w:val="22"/>
+        </w:rPr>
+        <w:t xml:space="preserve"> The 0.99 cosine cutoff is a choice, so we swept it (</w:t>
+      </w:r>
+      <w:r>
+        <w:rPr>
+          <w:rFonts w:ascii="Consolas" w:cs="Consolas" w:eastAsia="Consolas" w:hAnsi="Consolas"/>
+          <w:sz w:val="20"/>
+          <w:szCs w:val="20"/>
+        </w:rPr>
+        <w:t xml:space="preserve">r12_r05_dedup_sweep.json</w:t>
+      </w:r>
+      <w:r>
+        <w:rPr>
+          <w:rFonts w:ascii="Cambria" w:cs="Cambria" w:eastAsia="Cambria" w:hAnsi="Cambria"/>
+          <w:sz w:val="22"/>
+          <w:szCs w:val="22"/>
+        </w:rPr>
+        <w:t xml:space="preserve">). The corrected macro-F1 moves smoothly and monotonically with the threshold — 0.545 at 0.95 (49.9% of external rows dropped), 0.563 at 0.98 (39.1%), 0.572 at the canonical 0.99 (35.2%), and 0.574 at 0.995 (33.2%) — a total span of 0.03 across the whole plausible range. Even under the most aggressive cutoff, which discards half the external set, the frozen probe (0.545) remains above the fine-tuned baseline (0.527). The headline is therefore not an artifact of the specific threshold chosen.</w:t>
+      </w:r>
+    </w:p>
+    <w:p>
+      <w:pPr>
+        <w:spacing w:after="140" w:before="60" w:line="300"/>
+        <w:jc w:val="both"/>
+      </w:pPr>
+      <w:r>
+        <w:rPr>
+          <w:rFonts w:ascii="Cambria" w:cs="Cambria" w:eastAsia="Cambria" w:hAnsi="Cambria"/>
+          <w:b/>
+          <w:bCs/>
+          <w:sz w:val="22"/>
+          <w:szCs w:val="22"/>
+        </w:rPr>
         <w:t xml:space="preserve">Table 2. 25-condition macro-F1, frozen probe vs matched fine-tune.</w:t>
       </w:r>
     </w:p>
@@ -6341,15 +6537,15 @@
           <w:sz w:val="22"/>
           <w:szCs w:val="22"/>
         </w:rPr>
-        <w:t xml:space="preserve">Single dark-skin source.</w:t>
-      </w:r>
-      <w:r>
-        <w:rPr>
-          <w:rFonts w:ascii="Cambria" w:cs="Cambria" w:eastAsia="Cambria" w:hAnsi="Cambria"/>
-          <w:sz w:val="22"/>
-          <w:szCs w:val="22"/>
-        </w:rPr>
-        <w:t xml:space="preserve"> The entire dark-skin cancer claim rests on DDI (656 images, single US academic-clinic source). There is no second dark-skin clinical cancer benchmark and no Indian held-out clinical cancer test, so external validity is unestablished. DDI is acknowledged as essentially the only public dark-skin clinical cancer set, so this is a data limitation, not a method limitation, but it caps the strength of the claim.</w:t>
+        <w:t xml:space="preserve">Residual patient clustering in the DDI folds (cannot be eliminated).</w:t>
+      </w:r>
+      <w:r>
+        <w:rPr>
+          <w:rFonts w:ascii="Cambria" w:cs="Cambria" w:eastAsia="Cambria" w:hAnsi="Cambria"/>
+          <w:sz w:val="22"/>
+          <w:szCs w:val="22"/>
+        </w:rPr>
+        <w:t xml:space="preserve"> DDI's 656 images come from 570 unique patients, but the public metadata carries no patient identifier, so patient-grouped folds are not constructible. Approximately 80–90 images therefore share a patient with another image, and some same-patient pairs will straddle a fold boundary, which biases the cross-validated AUROC slightly upward. We previously described these folds as group-disjoint; that was incorrect and is withdrawn. The magnitude is bounded — at most ~13% of images are affected and only the subset splitting across folds contributes — but it is a real, unquantified source of optimism in the headline 0.872, and it would be removed only by a release of DDI patient identifiers or by an independent dark-skin cohort.</w:t>
       </w:r>
     </w:p>
     <w:p>
@@ -6369,15 +6565,15 @@
           <w:sz w:val="22"/>
           <w:szCs w:val="22"/>
         </w:rPr>
-        <w:t xml:space="preserve">Underpowered subgroups.</w:t>
-      </w:r>
-      <w:r>
-        <w:rPr>
-          <w:rFonts w:ascii="Cambria" w:cs="Cambria" w:eastAsia="Cambria" w:hAnsi="Cambria"/>
-          <w:sz w:val="22"/>
-          <w:szCs w:val="22"/>
-        </w:rPr>
-        <w:t xml:space="preserve"> The FST V–VI AUROC rests on a modest number of malignant cases, yielding a wide CI (0.808–0.929); the 25-class per-tone balanced accuracies (n = 642 and n = 135) are small-n, unstable, and weak (0.264 / 0.454). We report them but do not claim demonstrated 25-class fairness. No multiple-comparison correction is applied across tone bins.</w:t>
+        <w:t xml:space="preserve">Single dark-skin source.</w:t>
+      </w:r>
+      <w:r>
+        <w:rPr>
+          <w:rFonts w:ascii="Cambria" w:cs="Cambria" w:eastAsia="Cambria" w:hAnsi="Cambria"/>
+          <w:sz w:val="22"/>
+          <w:szCs w:val="22"/>
+        </w:rPr>
+        <w:t xml:space="preserve"> The entire dark-skin cancer claim rests on DDI (656 images, single US academic-clinic source). There is no second dark-skin clinical cancer benchmark and no Indian held-out clinical cancer test, so external validity is unestablished. DDI is acknowledged as essentially the only public dark-skin clinical cancer set, so this is a data limitation, not a method limitation, but it caps the strength of the claim.</w:t>
       </w:r>
     </w:p>
     <w:p>
@@ -6397,33 +6593,15 @@
           <w:sz w:val="22"/>
           <w:szCs w:val="22"/>
         </w:rPr>
-        <w:t xml:space="preserve">Supervised-ImageNet frozen control (R08) — now run; it weakens the SSL attribution.</w:t>
-      </w:r>
-      <w:r>
-        <w:rPr>
-          <w:rFonts w:ascii="Cambria" w:cs="Cambria" w:eastAsia="Cambria" w:hAnsi="Cambria"/>
-          <w:sz w:val="22"/>
-          <w:szCs w:val="22"/>
-        </w:rPr>
-        <w:t xml:space="preserve"> We probed a frozen supervised ImageNet ViT-B against a frozen DINOv2 ViT-B at matched arch/resolution (§4.3). Overall AUROC is a tie (0.729 vs 0.736, p = 0.365) and on FST V–VI the supervised model is numerically higher (0.781 vs 0.740). The frozen-probe advantage over fine-tuning holds, but we can </w:t>
-      </w:r>
-      <w:r>
-        <w:rPr>
-          <w:rFonts w:ascii="Cambria" w:cs="Cambria" w:eastAsia="Cambria" w:hAnsi="Cambria"/>
-          <w:b/>
-          <w:bCs/>
-          <w:sz w:val="22"/>
-          <w:szCs w:val="22"/>
-        </w:rPr>
-        <w:t xml:space="preserve">no longer</w:t>
-      </w:r>
-      <w:r>
-        <w:rPr>
-          <w:rFonts w:ascii="Cambria" w:cs="Cambria" w:eastAsia="Cambria" w:hAnsi="Cambria"/>
-          <w:sz w:val="22"/>
-          <w:szCs w:val="22"/>
-        </w:rPr>
-        <w:t xml:space="preserve"> attribute it to the self-supervised objective; we have amended the claims accordingly.</w:t>
+        <w:t xml:space="preserve">Underpowered subgroups.</w:t>
+      </w:r>
+      <w:r>
+        <w:rPr>
+          <w:rFonts w:ascii="Cambria" w:cs="Cambria" w:eastAsia="Cambria" w:hAnsi="Cambria"/>
+          <w:sz w:val="22"/>
+          <w:szCs w:val="22"/>
+        </w:rPr>
+        <w:t xml:space="preserve"> The FST V–VI AUROC rests on a modest number of malignant cases, yielding a wide CI (0.808–0.929); the 25-class per-tone balanced accuracies (n = 642 and n = 135) are small-n, unstable, and weak (0.264 / 0.454). We report them but do not claim demonstrated 25-class fairness. No multiple-comparison correction is applied across tone bins.</w:t>
       </w:r>
     </w:p>
     <w:p>
@@ -6443,101 +6621,33 @@
           <w:sz w:val="22"/>
           <w:szCs w:val="22"/>
         </w:rPr>
-        <w:t xml:space="preserve">Intra-corpus OOF near-duplication (R06) — audited; the 25-class OOF number is optimistic.</w:t>
-      </w:r>
-      <w:r>
-        <w:rPr>
-          <w:rFonts w:ascii="Cambria" w:cs="Cambria" w:eastAsia="Cambria" w:hAnsi="Cambria"/>
-          <w:sz w:val="22"/>
-          <w:szCs w:val="22"/>
-        </w:rPr>
-        <w:t xml:space="preserve"> The frozen-feature audit of the multiclass OOF folds (</w:t>
-      </w:r>
-      <w:r>
-        <w:rPr>
-          <w:rFonts w:ascii="Consolas" w:cs="Consolas" w:eastAsia="Consolas" w:hAnsi="Consolas"/>
-          <w:sz w:val="20"/>
-          <w:szCs w:val="20"/>
-        </w:rPr>
-        <w:t xml:space="preserve">leakage_oof.json</w:t>
-      </w:r>
-      <w:r>
-        <w:rPr>
-          <w:rFonts w:ascii="Cambria" w:cs="Cambria" w:eastAsia="Cambria" w:hAnsi="Cambria"/>
-          <w:sz w:val="22"/>
-          <w:szCs w:val="22"/>
-        </w:rPr>
-        <w:t xml:space="preserve">) shows the 25-class OOF has </w:t>
-      </w:r>
-      <w:r>
-        <w:rPr>
-          <w:rFonts w:ascii="Cambria" w:cs="Cambria" w:eastAsia="Cambria" w:hAnsi="Cambria"/>
-          <w:b/>
-          <w:bCs/>
-          <w:sz w:val="22"/>
-          <w:szCs w:val="22"/>
-        </w:rPr>
-        <w:t xml:space="preserve">~30% of validation rows with a same-label near-duplicate (cosine &gt; 0.98) in their own fold's training partition</w:t>
-      </w:r>
-      <w:r>
-        <w:rPr>
-          <w:rFonts w:ascii="Cambria" w:cs="Cambria" w:eastAsia="Cambria" w:hAnsi="Cambria"/>
-          <w:sz w:val="22"/>
-          <w:szCs w:val="22"/>
-        </w:rPr>
-        <w:t xml:space="preserve"> (33.4% at any label; max cosine ≈ 1.0), so the 25-class OOF macro-F1 (0.592) is inflated by within-corpus atlas duplication — the corrected external test (n = 3,813; macro-F1 0.573) remains the canonical 25-class number, not the OOF value. By contrast the </w:t>
-      </w:r>
-      <w:r>
-        <w:rPr>
-          <w:rFonts w:ascii="Cambria" w:cs="Cambria" w:eastAsia="Cambria" w:hAnsi="Cambria"/>
-          <w:b/>
-          <w:bCs/>
-          <w:sz w:val="22"/>
-          <w:szCs w:val="22"/>
-        </w:rPr>
-        <w:t xml:space="preserve">9-class OOF is essentially clean</w:t>
-      </w:r>
-      <w:r>
-        <w:rPr>
-          <w:rFonts w:ascii="Cambria" w:cs="Cambria" w:eastAsia="Cambria" w:hAnsi="Cambria"/>
-          <w:sz w:val="22"/>
-          <w:szCs w:val="22"/>
-        </w:rPr>
-        <w:t xml:space="preserve"> (only 0.46% same-label near-duplicates, p99 cosine ≈ 0.97), so the 9-class OOF macro-F1 (0.660) is </w:t>
-      </w:r>
-      <w:r>
-        <w:rPr>
-          <w:rFonts w:ascii="Cambria" w:cs="Cambria" w:eastAsia="Cambria" w:hAnsi="Cambria"/>
-          <w:i/>
-          <w:iCs/>
-          <w:sz w:val="22"/>
-          <w:szCs w:val="22"/>
-        </w:rPr>
-        <w:t xml:space="preserve">not</w:t>
-      </w:r>
-      <w:r>
-        <w:rPr>
-          <w:rFonts w:ascii="Cambria" w:cs="Cambria" w:eastAsia="Cambria" w:hAnsi="Cambria"/>
-          <w:sz w:val="22"/>
-          <w:szCs w:val="22"/>
-        </w:rPr>
-        <w:t xml:space="preserve"> materially duplicate-inflated. A stratified-bootstrap CI on the 9-class OOF has since been produced (0.660, 95% CI 0.654–0.665; </w:t>
-      </w:r>
-      <w:r>
-        <w:rPr>
-          <w:rFonts w:ascii="Consolas" w:cs="Consolas" w:eastAsia="Consolas" w:hAnsi="Consolas"/>
-          <w:sz w:val="20"/>
-          <w:szCs w:val="20"/>
-        </w:rPr>
-        <w:t xml:space="preserve">rigor_main_ci.json</w:t>
-      </w:r>
-      <w:r>
-        <w:rPr>
-          <w:rFonts w:ascii="Cambria" w:cs="Cambria" w:eastAsia="Cambria" w:hAnsi="Cambria"/>
-          <w:sz w:val="22"/>
-          <w:szCs w:val="22"/>
-        </w:rPr>
-        <w:t xml:space="preserve">), closing that owed item.</w:t>
+        <w:t xml:space="preserve">Supervised-ImageNet frozen control (R08) — now run; it weakens the SSL attribution.</w:t>
+      </w:r>
+      <w:r>
+        <w:rPr>
+          <w:rFonts w:ascii="Cambria" w:cs="Cambria" w:eastAsia="Cambria" w:hAnsi="Cambria"/>
+          <w:sz w:val="22"/>
+          <w:szCs w:val="22"/>
+        </w:rPr>
+        <w:t xml:space="preserve"> We probed a frozen supervised ImageNet ViT-B against a frozen DINOv2 ViT-B at matched arch/resolution (§4.3). Overall AUROC is a tie (0.729 vs 0.736, p = 0.365) and on FST V–VI the supervised model is numerically higher (0.781 vs 0.740). The frozen-probe advantage over fine-tuning holds, but we can </w:t>
+      </w:r>
+      <w:r>
+        <w:rPr>
+          <w:rFonts w:ascii="Cambria" w:cs="Cambria" w:eastAsia="Cambria" w:hAnsi="Cambria"/>
+          <w:b/>
+          <w:bCs/>
+          <w:sz w:val="22"/>
+          <w:szCs w:val="22"/>
+        </w:rPr>
+        <w:t xml:space="preserve">no longer</w:t>
+      </w:r>
+      <w:r>
+        <w:rPr>
+          <w:rFonts w:ascii="Cambria" w:cs="Cambria" w:eastAsia="Cambria" w:hAnsi="Cambria"/>
+          <w:sz w:val="22"/>
+          <w:szCs w:val="22"/>
+        </w:rPr>
+        <w:t xml:space="preserve"> attribute it to the self-supervised objective; we have amended the claims accordingly.</w:t>
       </w:r>
     </w:p>
     <w:p>
@@ -6557,15 +6667,101 @@
           <w:sz w:val="22"/>
           <w:szCs w:val="22"/>
         </w:rPr>
-        <w:t xml:space="preserve">Protocol-matched fine-tune on DDI folds (R17).</w:t>
-      </w:r>
-      <w:r>
-        <w:rPr>
-          <w:rFonts w:ascii="Cambria" w:cs="Cambria" w:eastAsia="Cambria" w:hAnsi="Cambria"/>
-          <w:sz w:val="22"/>
-          <w:szCs w:val="22"/>
-        </w:rPr>
-        <w:t xml:space="preserve"> A clean end-to-end fine-tune on the identical DDI-only folds and resolution is not reported; it requires GPU training. Until then the DDI frozen-vs-fine-tune leg is suggestive, not fully controlled.</w:t>
+        <w:t xml:space="preserve">Intra-corpus OOF near-duplication (R06) — audited; the 25-class OOF number is optimistic.</w:t>
+      </w:r>
+      <w:r>
+        <w:rPr>
+          <w:rFonts w:ascii="Cambria" w:cs="Cambria" w:eastAsia="Cambria" w:hAnsi="Cambria"/>
+          <w:sz w:val="22"/>
+          <w:szCs w:val="22"/>
+        </w:rPr>
+        <w:t xml:space="preserve"> The frozen-feature audit of the multiclass OOF folds (</w:t>
+      </w:r>
+      <w:r>
+        <w:rPr>
+          <w:rFonts w:ascii="Consolas" w:cs="Consolas" w:eastAsia="Consolas" w:hAnsi="Consolas"/>
+          <w:sz w:val="20"/>
+          <w:szCs w:val="20"/>
+        </w:rPr>
+        <w:t xml:space="preserve">leakage_oof.json</w:t>
+      </w:r>
+      <w:r>
+        <w:rPr>
+          <w:rFonts w:ascii="Cambria" w:cs="Cambria" w:eastAsia="Cambria" w:hAnsi="Cambria"/>
+          <w:sz w:val="22"/>
+          <w:szCs w:val="22"/>
+        </w:rPr>
+        <w:t xml:space="preserve">) shows the 25-class OOF has </w:t>
+      </w:r>
+      <w:r>
+        <w:rPr>
+          <w:rFonts w:ascii="Cambria" w:cs="Cambria" w:eastAsia="Cambria" w:hAnsi="Cambria"/>
+          <w:b/>
+          <w:bCs/>
+          <w:sz w:val="22"/>
+          <w:szCs w:val="22"/>
+        </w:rPr>
+        <w:t xml:space="preserve">~30% of validation rows with a same-label near-duplicate (cosine &gt; 0.98) in their own fold's training partition</w:t>
+      </w:r>
+      <w:r>
+        <w:rPr>
+          <w:rFonts w:ascii="Cambria" w:cs="Cambria" w:eastAsia="Cambria" w:hAnsi="Cambria"/>
+          <w:sz w:val="22"/>
+          <w:szCs w:val="22"/>
+        </w:rPr>
+        <w:t xml:space="preserve"> (33.4% at any label; max cosine ≈ 1.0), so the 25-class OOF macro-F1 (0.592) is inflated by within-corpus atlas duplication — the corrected external test (n = 3,813; macro-F1 0.573) remains the canonical 25-class number, not the OOF value. By contrast the </w:t>
+      </w:r>
+      <w:r>
+        <w:rPr>
+          <w:rFonts w:ascii="Cambria" w:cs="Cambria" w:eastAsia="Cambria" w:hAnsi="Cambria"/>
+          <w:b/>
+          <w:bCs/>
+          <w:sz w:val="22"/>
+          <w:szCs w:val="22"/>
+        </w:rPr>
+        <w:t xml:space="preserve">9-class OOF is essentially clean</w:t>
+      </w:r>
+      <w:r>
+        <w:rPr>
+          <w:rFonts w:ascii="Cambria" w:cs="Cambria" w:eastAsia="Cambria" w:hAnsi="Cambria"/>
+          <w:sz w:val="22"/>
+          <w:szCs w:val="22"/>
+        </w:rPr>
+        <w:t xml:space="preserve"> (only 0.46% same-label near-duplicates, p99 cosine ≈ 0.97), so the 9-class OOF macro-F1 (0.660) is </w:t>
+      </w:r>
+      <w:r>
+        <w:rPr>
+          <w:rFonts w:ascii="Cambria" w:cs="Cambria" w:eastAsia="Cambria" w:hAnsi="Cambria"/>
+          <w:i/>
+          <w:iCs/>
+          <w:sz w:val="22"/>
+          <w:szCs w:val="22"/>
+        </w:rPr>
+        <w:t xml:space="preserve">not</w:t>
+      </w:r>
+      <w:r>
+        <w:rPr>
+          <w:rFonts w:ascii="Cambria" w:cs="Cambria" w:eastAsia="Cambria" w:hAnsi="Cambria"/>
+          <w:sz w:val="22"/>
+          <w:szCs w:val="22"/>
+        </w:rPr>
+        <w:t xml:space="preserve"> materially duplicate-inflated. A stratified-bootstrap CI on the 9-class OOF has since been produced (0.660, 95% CI 0.654–0.665; </w:t>
+      </w:r>
+      <w:r>
+        <w:rPr>
+          <w:rFonts w:ascii="Consolas" w:cs="Consolas" w:eastAsia="Consolas" w:hAnsi="Consolas"/>
+          <w:sz w:val="20"/>
+          <w:szCs w:val="20"/>
+        </w:rPr>
+        <w:t xml:space="preserve">rigor_main_ci.json</w:t>
+      </w:r>
+      <w:r>
+        <w:rPr>
+          <w:rFonts w:ascii="Cambria" w:cs="Cambria" w:eastAsia="Cambria" w:hAnsi="Cambria"/>
+          <w:sz w:val="22"/>
+          <w:szCs w:val="22"/>
+        </w:rPr>
+        <w:t xml:space="preserve">), closing that owed item.</w:t>
       </w:r>
     </w:p>
     <w:p>
@@ -6585,15 +6781,15 @@
           <w:sz w:val="22"/>
           <w:szCs w:val="22"/>
         </w:rPr>
-        <w:t xml:space="preserve">Operating point / decision curve (R14) — now reported for DDI.</w:t>
-      </w:r>
-      <w:r>
-        <w:rPr>
-          <w:rFonts w:ascii="Cambria" w:cs="Cambria" w:eastAsia="Cambria" w:hAnsi="Cambria"/>
-          <w:sz w:val="22"/>
-          <w:szCs w:val="22"/>
-        </w:rPr>
-        <w:t xml:space="preserve"> We added ensemble operating points (Se@Sp0.80 0.696 overall / 0.750 V–VI), a decision-curve net-benefit analysis (model &gt; treat-all and treat-none at all pt 0.05–0.50), and calibration of the cancer score itself (T = 1.25; ECE 0.057 → 0.055 overall, 0.083 → 0.082 V–VI). These are single-source, small-n (especially the 207-image V–VI ECE) and are reported as favorable but not clinically validated.</w:t>
+        <w:t xml:space="preserve">Protocol-matched fine-tune on DDI folds (R17).</w:t>
+      </w:r>
+      <w:r>
+        <w:rPr>
+          <w:rFonts w:ascii="Cambria" w:cs="Cambria" w:eastAsia="Cambria" w:hAnsi="Cambria"/>
+          <w:sz w:val="22"/>
+          <w:szCs w:val="22"/>
+        </w:rPr>
+        <w:t xml:space="preserve"> A clean end-to-end fine-tune on the identical DDI-only folds and resolution is not reported; it requires GPU training. Until then the DDI frozen-vs-fine-tune leg is suggestive, not fully controlled.</w:t>
       </w:r>
     </w:p>
     <w:p>
@@ -6613,175 +6809,15 @@
           <w:sz w:val="22"/>
           <w:szCs w:val="22"/>
         </w:rPr>
-        <w:t xml:space="preserve">Winner's curse and calibration split (R05) — now run; the model-selection concern is retired, one caveat remains.</w:t>
-      </w:r>
-      <w:r>
-        <w:rPr>
-          <w:rFonts w:ascii="Cambria" w:cs="Cambria" w:eastAsia="Cambria" w:hAnsi="Cambria"/>
-          <w:sz w:val="22"/>
-          <w:szCs w:val="22"/>
-        </w:rPr>
-        <w:t xml:space="preserve"> Two risks were tested (</w:t>
-      </w:r>
-      <w:r>
-        <w:rPr>
-          <w:rFonts w:ascii="Consolas" w:cs="Consolas" w:eastAsia="Consolas" w:hAnsi="Consolas"/>
-          <w:sz w:val="20"/>
-          <w:szCs w:val="20"/>
-        </w:rPr>
-        <w:t xml:space="preserve">r05_winners_curse.json</w:t>
-      </w:r>
-      <w:r>
-        <w:rPr>
-          <w:rFonts w:ascii="Cambria" w:cs="Cambria" w:eastAsia="Cambria" w:hAnsi="Cambria"/>
-          <w:sz w:val="22"/>
-          <w:szCs w:val="22"/>
-        </w:rPr>
-        <w:t xml:space="preserve">). First, </w:t>
-      </w:r>
-      <w:r>
-        <w:rPr>
-          <w:rFonts w:ascii="Cambria" w:cs="Cambria" w:eastAsia="Cambria" w:hAnsi="Cambria"/>
-          <w:i/>
-          <w:iCs/>
-          <w:sz w:val="22"/>
-          <w:szCs w:val="22"/>
-        </w:rPr>
-        <w:t xml:space="preserve">model selection</w:t>
-      </w:r>
-      <w:r>
-        <w:rPr>
-          <w:rFonts w:ascii="Cambria" w:cs="Cambria" w:eastAsia="Cambria" w:hAnsi="Cambria"/>
-          <w:sz w:val="22"/>
-          <w:szCs w:val="22"/>
-        </w:rPr>
-        <w:t xml:space="preserve">: all four candidate configurations (224/518 px × logistic/MLP head) were scored on out-of-fold data only, with the external test unseen. Selection on out-of-fold macro-F1 chooses </w:t>
-      </w:r>
-      <w:r>
-        <w:rPr>
-          <w:rFonts w:ascii="Cambria" w:cs="Cambria" w:eastAsia="Cambria" w:hAnsi="Cambria"/>
-          <w:b/>
-          <w:bCs/>
-          <w:sz w:val="22"/>
-          <w:szCs w:val="22"/>
-        </w:rPr>
-        <w:t xml:space="preserve">518 px + MLP</w:t>
-      </w:r>
-      <w:r>
-        <w:rPr>
-          <w:rFonts w:ascii="Cambria" w:cs="Cambria" w:eastAsia="Cambria" w:hAnsi="Cambria"/>
-          <w:sz w:val="22"/>
-          <w:szCs w:val="22"/>
-        </w:rPr>
-        <w:t xml:space="preserve"> — the configuration already reported — and the choice is identical whether or not the per-class bias is applied, so the headline configuration was not selected by peeking at the test set and the 0.573 is not inflated by a winner's curse. Second, </w:t>
-      </w:r>
-      <w:r>
-        <w:rPr>
-          <w:rFonts w:ascii="Cambria" w:cs="Cambria" w:eastAsia="Cambria" w:hAnsi="Cambria"/>
-          <w:i/>
-          <w:iCs/>
-          <w:sz w:val="22"/>
-          <w:szCs w:val="22"/>
-        </w:rPr>
-        <w:t xml:space="preserve">conformal fitting</w:t>
-      </w:r>
-      <w:r>
-        <w:rPr>
-          <w:rFonts w:ascii="Cambria" w:cs="Cambria" w:eastAsia="Cambria" w:hAnsi="Cambria"/>
-          <w:sz w:val="22"/>
-          <w:szCs w:val="22"/>
-        </w:rPr>
-        <w:t xml:space="preserve">: with the temperature and conformal quantile fit on a calibration slice disjoint from the evaluation set (T = 1.9, q̂ = 0.971), empirical coverage on the external test is </w:t>
-      </w:r>
-      <w:r>
-        <w:rPr>
-          <w:rFonts w:ascii="Cambria" w:cs="Cambria" w:eastAsia="Cambria" w:hAnsi="Cambria"/>
-          <w:b/>
-          <w:bCs/>
-          <w:sz w:val="22"/>
-          <w:szCs w:val="22"/>
-        </w:rPr>
-        <w:t xml:space="preserve">0.925</w:t>
-      </w:r>
-      <w:r>
-        <w:rPr>
-          <w:rFonts w:ascii="Cambria" w:cs="Cambria" w:eastAsia="Cambria" w:hAnsi="Cambria"/>
-          <w:sz w:val="22"/>
-          <w:szCs w:val="22"/>
-        </w:rPr>
-        <w:t xml:space="preserve"> against a 0.90 target with a mean set size of </w:t>
-      </w:r>
-      <w:r>
-        <w:rPr>
-          <w:rFonts w:ascii="Cambria" w:cs="Cambria" w:eastAsia="Cambria" w:hAnsi="Cambria"/>
-          <w:b/>
-          <w:bCs/>
-          <w:sz w:val="22"/>
-          <w:szCs w:val="22"/>
-        </w:rPr>
-        <w:t xml:space="preserve">3.45</w:t>
-      </w:r>
-      <w:r>
-        <w:rPr>
-          <w:rFonts w:ascii="Cambria" w:cs="Cambria" w:eastAsia="Cambria" w:hAnsi="Cambria"/>
-          <w:sz w:val="22"/>
-          <w:szCs w:val="22"/>
-        </w:rPr>
-        <w:t xml:space="preserve"> — coverage holds, and the set size is slightly smaller than the previously reported ~4. </w:t>
-      </w:r>
-      <w:r>
-        <w:rPr>
-          <w:rFonts w:ascii="Cambria" w:cs="Cambria" w:eastAsia="Cambria" w:hAnsi="Cambria"/>
-          <w:b/>
-          <w:bCs/>
-          <w:sz w:val="22"/>
-          <w:szCs w:val="22"/>
-        </w:rPr>
-        <w:t xml:space="preserve">Caveat:</w:t>
-      </w:r>
-      <w:r>
-        <w:rPr>
-          <w:rFonts w:ascii="Cambria" w:cs="Cambria" w:eastAsia="Cambria" w:hAnsi="Cambria"/>
-          <w:sz w:val="22"/>
-          <w:szCs w:val="22"/>
-        </w:rPr>
-        <w:t xml:space="preserve"> the R05 script scored the selected configuration on the </w:t>
-      </w:r>
-      <w:r>
-        <w:rPr>
-          <w:rFonts w:ascii="Cambria" w:cs="Cambria" w:eastAsia="Cambria" w:hAnsi="Cambria"/>
-          <w:i/>
-          <w:iCs/>
-          <w:sz w:val="22"/>
-          <w:szCs w:val="22"/>
-        </w:rPr>
-        <w:t xml:space="preserve">full</w:t>
-      </w:r>
-      <w:r>
-        <w:rPr>
-          <w:rFonts w:ascii="Cambria" w:cs="Cambria" w:eastAsia="Cambria" w:hAnsi="Cambria"/>
-          <w:sz w:val="22"/>
-          <w:szCs w:val="22"/>
-        </w:rPr>
-        <w:t xml:space="preserve"> external partition (n = 5,886), which still contains the near-duplicate contamination of Section 3.6; its 0.629 therefore reproduces the known leakage-inflated value and is </w:t>
-      </w:r>
-      <w:r>
-        <w:rPr>
-          <w:rFonts w:ascii="Cambria" w:cs="Cambria" w:eastAsia="Cambria" w:hAnsi="Cambria"/>
-          <w:b/>
-          <w:bCs/>
-          <w:sz w:val="22"/>
-          <w:szCs w:val="22"/>
-        </w:rPr>
-        <w:t xml:space="preserve">not</w:t>
-      </w:r>
-      <w:r>
-        <w:rPr>
-          <w:rFonts w:ascii="Cambria" w:cs="Cambria" w:eastAsia="Cambria" w:hAnsi="Cambria"/>
-          <w:sz w:val="22"/>
-          <w:szCs w:val="22"/>
-        </w:rPr>
-        <w:t xml:space="preserve"> a corrected version of 0.573. The de-duplicated 0.573 (n = 3,813) remains canonical. A re-run of R05 restricted to the de-duplicated partition is the small remaining task.</w:t>
+        <w:t xml:space="preserve">Operating point / decision curve (R14) — now reported for DDI.</w:t>
+      </w:r>
+      <w:r>
+        <w:rPr>
+          <w:rFonts w:ascii="Cambria" w:cs="Cambria" w:eastAsia="Cambria" w:hAnsi="Cambria"/>
+          <w:sz w:val="22"/>
+          <w:szCs w:val="22"/>
+        </w:rPr>
+        <w:t xml:space="preserve"> We added ensemble operating points (Se@Sp0.80 0.696 overall / 0.750 V–VI), a decision-curve net-benefit analysis (model &gt; treat-all and treat-none at all pt 0.05–0.50), and calibration of the cancer score itself (T = 1.25; ECE 0.057 → 0.055 overall, 0.083 → 0.082 V–VI). These are single-source, small-n (especially the 207-image V–VI ECE) and are reported as favorable but not clinically validated.</w:t>
       </w:r>
     </w:p>
     <w:p>
@@ -6801,15 +6837,15 @@
           <w:sz w:val="22"/>
           <w:szCs w:val="22"/>
         </w:rPr>
-        <w:t xml:space="preserve">Determinism (R02) — now applied.</w:t>
-      </w:r>
-      <w:r>
-        <w:rPr>
-          <w:rFonts w:ascii="Cambria" w:cs="Cambria" w:eastAsia="Cambria" w:hAnsi="Cambria"/>
-          <w:sz w:val="22"/>
-          <w:szCs w:val="22"/>
-        </w:rPr>
-        <w:t xml:space="preserve"> A fixed </w:t>
+        <w:t xml:space="preserve">Winner's curse and calibration split (R05) — now run; the model-selection concern is retired, one caveat remains.</w:t>
+      </w:r>
+      <w:r>
+        <w:rPr>
+          <w:rFonts w:ascii="Cambria" w:cs="Cambria" w:eastAsia="Cambria" w:hAnsi="Cambria"/>
+          <w:sz w:val="22"/>
+          <w:szCs w:val="22"/>
+        </w:rPr>
+        <w:t xml:space="preserve"> Two risks were tested (</w:t>
       </w:r>
       <w:r>
         <w:rPr>
@@ -6817,15 +6853,141 @@
           <w:sz w:val="20"/>
           <w:szCs w:val="20"/>
         </w:rPr>
-        <w:t xml:space="preserve">random_state</w:t>
-      </w:r>
-      <w:r>
-        <w:rPr>
-          <w:rFonts w:ascii="Cambria" w:cs="Cambria" w:eastAsia="Cambria" w:hAnsi="Cambria"/>
-          <w:sz w:val="22"/>
-          <w:szCs w:val="22"/>
-        </w:rPr>
-        <w:t xml:space="preserve"> (seed 0) was added to every sklearn probe/head fit and CV split, plus </w:t>
+        <w:t xml:space="preserve">r05_winners_curse.json</w:t>
+      </w:r>
+      <w:r>
+        <w:rPr>
+          <w:rFonts w:ascii="Cambria" w:cs="Cambria" w:eastAsia="Cambria" w:hAnsi="Cambria"/>
+          <w:sz w:val="22"/>
+          <w:szCs w:val="22"/>
+        </w:rPr>
+        <w:t xml:space="preserve">). First, </w:t>
+      </w:r>
+      <w:r>
+        <w:rPr>
+          <w:rFonts w:ascii="Cambria" w:cs="Cambria" w:eastAsia="Cambria" w:hAnsi="Cambria"/>
+          <w:i/>
+          <w:iCs/>
+          <w:sz w:val="22"/>
+          <w:szCs w:val="22"/>
+        </w:rPr>
+        <w:t xml:space="preserve">model selection</w:t>
+      </w:r>
+      <w:r>
+        <w:rPr>
+          <w:rFonts w:ascii="Cambria" w:cs="Cambria" w:eastAsia="Cambria" w:hAnsi="Cambria"/>
+          <w:sz w:val="22"/>
+          <w:szCs w:val="22"/>
+        </w:rPr>
+        <w:t xml:space="preserve">: all four candidate configurations (224/518 px × logistic/MLP head) were scored on out-of-fold data only, with the external test unseen. Selection on out-of-fold macro-F1 chooses </w:t>
+      </w:r>
+      <w:r>
+        <w:rPr>
+          <w:rFonts w:ascii="Cambria" w:cs="Cambria" w:eastAsia="Cambria" w:hAnsi="Cambria"/>
+          <w:b/>
+          <w:bCs/>
+          <w:sz w:val="22"/>
+          <w:szCs w:val="22"/>
+        </w:rPr>
+        <w:t xml:space="preserve">518 px + MLP</w:t>
+      </w:r>
+      <w:r>
+        <w:rPr>
+          <w:rFonts w:ascii="Cambria" w:cs="Cambria" w:eastAsia="Cambria" w:hAnsi="Cambria"/>
+          <w:sz w:val="22"/>
+          <w:szCs w:val="22"/>
+        </w:rPr>
+        <w:t xml:space="preserve"> — the configuration already reported — and the choice is identical whether or not the per-class bias is applied, so the headline configuration was not selected by peeking at the test set and the 0.573 is not inflated by a winner's curse. Second, </w:t>
+      </w:r>
+      <w:r>
+        <w:rPr>
+          <w:rFonts w:ascii="Cambria" w:cs="Cambria" w:eastAsia="Cambria" w:hAnsi="Cambria"/>
+          <w:i/>
+          <w:iCs/>
+          <w:sz w:val="22"/>
+          <w:szCs w:val="22"/>
+        </w:rPr>
+        <w:t xml:space="preserve">conformal fitting</w:t>
+      </w:r>
+      <w:r>
+        <w:rPr>
+          <w:rFonts w:ascii="Cambria" w:cs="Cambria" w:eastAsia="Cambria" w:hAnsi="Cambria"/>
+          <w:sz w:val="22"/>
+          <w:szCs w:val="22"/>
+        </w:rPr>
+        <w:t xml:space="preserve">: with the temperature and conformal quantile fit on a calibration slice disjoint from the evaluation set (T = 1.9, q̂ = 0.971), empirical coverage on the external test is </w:t>
+      </w:r>
+      <w:r>
+        <w:rPr>
+          <w:rFonts w:ascii="Cambria" w:cs="Cambria" w:eastAsia="Cambria" w:hAnsi="Cambria"/>
+          <w:b/>
+          <w:bCs/>
+          <w:sz w:val="22"/>
+          <w:szCs w:val="22"/>
+        </w:rPr>
+        <w:t xml:space="preserve">0.925</w:t>
+      </w:r>
+      <w:r>
+        <w:rPr>
+          <w:rFonts w:ascii="Cambria" w:cs="Cambria" w:eastAsia="Cambria" w:hAnsi="Cambria"/>
+          <w:sz w:val="22"/>
+          <w:szCs w:val="22"/>
+        </w:rPr>
+        <w:t xml:space="preserve"> against a 0.90 target with a mean set size of </w:t>
+      </w:r>
+      <w:r>
+        <w:rPr>
+          <w:rFonts w:ascii="Cambria" w:cs="Cambria" w:eastAsia="Cambria" w:hAnsi="Cambria"/>
+          <w:b/>
+          <w:bCs/>
+          <w:sz w:val="22"/>
+          <w:szCs w:val="22"/>
+        </w:rPr>
+        <w:t xml:space="preserve">3.45</w:t>
+      </w:r>
+      <w:r>
+        <w:rPr>
+          <w:rFonts w:ascii="Cambria" w:cs="Cambria" w:eastAsia="Cambria" w:hAnsi="Cambria"/>
+          <w:sz w:val="22"/>
+          <w:szCs w:val="22"/>
+        </w:rPr>
+        <w:t xml:space="preserve"> — coverage holds, and the set size is slightly smaller than the previously reported ~4. The initial R05 run scored the selected configuration on the </w:t>
+      </w:r>
+      <w:r>
+        <w:rPr>
+          <w:rFonts w:ascii="Cambria" w:cs="Cambria" w:eastAsia="Cambria" w:hAnsi="Cambria"/>
+          <w:i/>
+          <w:iCs/>
+          <w:sz w:val="22"/>
+          <w:szCs w:val="22"/>
+        </w:rPr>
+        <w:t xml:space="preserve">full</w:t>
+      </w:r>
+      <w:r>
+        <w:rPr>
+          <w:rFonts w:ascii="Cambria" w:cs="Cambria" w:eastAsia="Cambria" w:hAnsi="Cambria"/>
+          <w:sz w:val="22"/>
+          <w:szCs w:val="22"/>
+        </w:rPr>
+        <w:t xml:space="preserve"> external partition (n = 5,886), which still contains the near-duplicate contamination of Section 3.6, so its 0.629 merely reproduced the known leakage-inflated value. We therefore repeated it on the </w:t>
+      </w:r>
+      <w:r>
+        <w:rPr>
+          <w:rFonts w:ascii="Cambria" w:cs="Cambria" w:eastAsia="Cambria" w:hAnsi="Cambria"/>
+          <w:b/>
+          <w:bCs/>
+          <w:sz w:val="22"/>
+          <w:szCs w:val="22"/>
+        </w:rPr>
+        <w:t xml:space="preserve">de-duplicated</w:t>
+      </w:r>
+      <w:r>
+        <w:rPr>
+          <w:rFonts w:ascii="Cambria" w:cs="Cambria" w:eastAsia="Cambria" w:hAnsi="Cambria"/>
+          <w:sz w:val="22"/>
+          <w:szCs w:val="22"/>
+        </w:rPr>
+        <w:t xml:space="preserve"> partition (</w:t>
       </w:r>
       <w:r>
         <w:rPr>
@@ -6833,31 +6995,43 @@
           <w:sz w:val="20"/>
           <w:szCs w:val="20"/>
         </w:rPr>
-        <w:t xml:space="preserve">np.random.seed(0)</w:t>
-      </w:r>
-      <w:r>
-        <w:rPr>
-          <w:rFonts w:ascii="Cambria" w:cs="Cambria" w:eastAsia="Cambria" w:hAnsi="Cambria"/>
-          <w:sz w:val="22"/>
-          <w:szCs w:val="22"/>
-        </w:rPr>
-        <w:t xml:space="preserve"> before each OOF loop, and the headline artifacts were regenerated (</w:t>
-      </w:r>
-      <w:r>
-        <w:rPr>
-          <w:rFonts w:ascii="Consolas" w:cs="Consolas" w:eastAsia="Consolas" w:hAnsi="Consolas"/>
-          <w:sz w:val="20"/>
-          <w:szCs w:val="20"/>
-        </w:rPr>
-        <w:t xml:space="preserve">r02_determinism.json</w:t>
-      </w:r>
-      <w:r>
-        <w:rPr>
-          <w:rFonts w:ascii="Cambria" w:cs="Cambria" w:eastAsia="Cambria" w:hAnsi="Cambria"/>
-          <w:sz w:val="22"/>
-          <w:szCs w:val="22"/>
-        </w:rPr>
-        <w:t xml:space="preserve">). The honest external 25-class macro-F1 is unchanged (0.573 → 0.5728, Δ −0.0002, within tolerance); temperature and conformal set size moved trivially; the ECE-after value settled deterministically at 0.042 (from the prior non-deterministic 0.016). Recipe, architecture, splits, and hyperparameters were untouched. A full multi-seed mean ± SD re-issue of every number is still a reasonable next step.</w:t>
+        <w:t xml:space="preserve">r12_r05_dedup_sweep.json</w:t>
+      </w:r>
+      <w:r>
+        <w:rPr>
+          <w:rFonts w:ascii="Cambria" w:cs="Cambria" w:eastAsia="Cambria" w:hAnsi="Cambria"/>
+          <w:sz w:val="22"/>
+          <w:szCs w:val="22"/>
+        </w:rPr>
+        <w:t xml:space="preserve">): selecting on out-of-fold macro-F1 alone again chooses 518 px + MLP, and evaluating that single configuration once on the clean external gives macro-F1 </w:t>
+      </w:r>
+      <w:r>
+        <w:rPr>
+          <w:rFonts w:ascii="Cambria" w:cs="Cambria" w:eastAsia="Cambria" w:hAnsi="Cambria"/>
+          <w:b/>
+          <w:bCs/>
+          <w:sz w:val="22"/>
+          <w:szCs w:val="22"/>
+        </w:rPr>
+        <w:t xml:space="preserve">0.5724 (95% CI 0.553–0.590)</w:t>
+      </w:r>
+      <w:r>
+        <w:rPr>
+          <w:rFonts w:ascii="Cambria" w:cs="Cambria" w:eastAsia="Cambria" w:hAnsi="Cambria"/>
+          <w:sz w:val="22"/>
+          <w:szCs w:val="22"/>
+        </w:rPr>
+        <w:t xml:space="preserve"> against the 0.573 reported throughout — a difference of 0.0006. </w:t>
+      </w:r>
+      <w:r>
+        <w:rPr>
+          <w:rFonts w:ascii="Cambria" w:cs="Cambria" w:eastAsia="Cambria" w:hAnsi="Cambria"/>
+          <w:b/>
+          <w:bCs/>
+          <w:sz w:val="22"/>
+          <w:szCs w:val="22"/>
+        </w:rPr>
+        <w:t xml:space="preserve">The headline survives the winner's-curse correction unchanged.</w:t>
       </w:r>
     </w:p>
     <w:p>
@@ -6877,6 +7051,82 @@
           <w:sz w:val="22"/>
           <w:szCs w:val="22"/>
         </w:rPr>
+        <w:t xml:space="preserve">Determinism (R02) — now applied.</w:t>
+      </w:r>
+      <w:r>
+        <w:rPr>
+          <w:rFonts w:ascii="Cambria" w:cs="Cambria" w:eastAsia="Cambria" w:hAnsi="Cambria"/>
+          <w:sz w:val="22"/>
+          <w:szCs w:val="22"/>
+        </w:rPr>
+        <w:t xml:space="preserve"> A fixed </w:t>
+      </w:r>
+      <w:r>
+        <w:rPr>
+          <w:rFonts w:ascii="Consolas" w:cs="Consolas" w:eastAsia="Consolas" w:hAnsi="Consolas"/>
+          <w:sz w:val="20"/>
+          <w:szCs w:val="20"/>
+        </w:rPr>
+        <w:t xml:space="preserve">random_state</w:t>
+      </w:r>
+      <w:r>
+        <w:rPr>
+          <w:rFonts w:ascii="Cambria" w:cs="Cambria" w:eastAsia="Cambria" w:hAnsi="Cambria"/>
+          <w:sz w:val="22"/>
+          <w:szCs w:val="22"/>
+        </w:rPr>
+        <w:t xml:space="preserve"> (seed 0) was added to every sklearn probe/head fit and CV split, plus </w:t>
+      </w:r>
+      <w:r>
+        <w:rPr>
+          <w:rFonts w:ascii="Consolas" w:cs="Consolas" w:eastAsia="Consolas" w:hAnsi="Consolas"/>
+          <w:sz w:val="20"/>
+          <w:szCs w:val="20"/>
+        </w:rPr>
+        <w:t xml:space="preserve">np.random.seed(0)</w:t>
+      </w:r>
+      <w:r>
+        <w:rPr>
+          <w:rFonts w:ascii="Cambria" w:cs="Cambria" w:eastAsia="Cambria" w:hAnsi="Cambria"/>
+          <w:sz w:val="22"/>
+          <w:szCs w:val="22"/>
+        </w:rPr>
+        <w:t xml:space="preserve"> before each OOF loop, and the headline artifacts were regenerated (</w:t>
+      </w:r>
+      <w:r>
+        <w:rPr>
+          <w:rFonts w:ascii="Consolas" w:cs="Consolas" w:eastAsia="Consolas" w:hAnsi="Consolas"/>
+          <w:sz w:val="20"/>
+          <w:szCs w:val="20"/>
+        </w:rPr>
+        <w:t xml:space="preserve">r02_determinism.json</w:t>
+      </w:r>
+      <w:r>
+        <w:rPr>
+          <w:rFonts w:ascii="Cambria" w:cs="Cambria" w:eastAsia="Cambria" w:hAnsi="Cambria"/>
+          <w:sz w:val="22"/>
+          <w:szCs w:val="22"/>
+        </w:rPr>
+        <w:t xml:space="preserve">). The honest external 25-class macro-F1 is unchanged (0.573 → 0.5728, Δ −0.0002, within tolerance); temperature and conformal set size moved trivially; the ECE-after value settled deterministically at 0.042 (from the prior non-deterministic 0.016). Recipe, architecture, splits, and hyperparameters were untouched. A full multi-seed mean ± SD re-issue of every number is still a reasonable next step.</w:t>
+      </w:r>
+    </w:p>
+    <w:p>
+      <w:pPr>
+        <w:pStyle w:val="ListParagraph"/>
+        <w:numPr>
+          <w:ilvl w:val="0"/>
+          <w:numId w:val="1"/>
+        </w:numPr>
+        <w:spacing w:after="40" w:before="40" w:line="280"/>
+      </w:pPr>
+      <w:r>
+        <w:rPr>
+          <w:rFonts w:ascii="Cambria" w:cs="Cambria" w:eastAsia="Cambria" w:hAnsi="Cambria"/>
+          <w:b/>
+          <w:bCs/>
+          <w:sz w:val="22"/>
+          <w:szCs w:val="22"/>
+        </w:rPr>
         <w:t xml:space="preserve">No reader study.</w:t>
       </w:r>
       <w:r>
@@ -6940,7 +7190,7 @@
           <w:sz w:val="22"/>
           <w:szCs w:val="22"/>
         </w:rPr>
-        <w:t xml:space="preserve">). Remaining laptop-feasible items: the dedup-threshold sensitivity curve (0.95–0.995) to show the 0.573 number is not a knife-edge artifact; a full multi-seed mean ± SD re-issue of every headline number; and a re-run of the winner's-curse / calibration-split check (R05) restricted to the de-duplicated external partition (the completed run scored the full, leakage-inflated partition; see Section 7). GPU-dependent items: a protocol-matched DDI fine-tune (R17). Data-dependent items: a second dark-skin cancer benchmark and a held-out Indian clinical test set. Methodological extensions suggested by the frozen-feature geometry include per-Fitzpatrick Mondrian conformal with small-sample coverage certificates, tone-conditional feature alignment as a fairness-adaptation probe of whether ~0.87 is a data or feature-usage ceiling, and formal calibration of the LLM-evidence fusion with a certified melanoma-sensitivity floor.</w:t>
+        <w:t xml:space="preserve">). The dedup-threshold sensitivity curve (0.95–0.995) is now reported in Section 5 and confirms the 0.573 is not a knife-edge artifact. Remaining laptop-feasible items: a full multi-seed mean ± SD re-issue of every headline number; and a re-run of the winner's-curse / calibration-split check (R05) restricted to the de-duplicated external partition (the completed run scored the full, leakage-inflated partition; see Section 7). GPU-dependent items: a protocol-matched DDI fine-tune (R17). Data-dependent items: a second dark-skin cancer benchmark and a held-out Indian clinical test set. Methodological extensions suggested by the frozen-feature geometry include per-Fitzpatrick Mondrian conformal with small-sample coverage certificates, tone-conditional feature alignment as a fairness-adaptation probe of whether ~0.87 is a data or feature-usage ceiling, and formal calibration of the LLM-evidence fusion with a certified melanoma-sensitivity floor.</w:t>
       </w:r>
     </w:p>
     <w:p>

--- a/reports/manuscript/MNKAI-III_Manuscript.docx
+++ b/reports/manuscript/MNKAI-III_Manuscript.docx
@@ -28,30 +28,11 @@
           <w:rFonts w:ascii="Cambria" w:cs="Cambria" w:eastAsia="Cambria" w:hAnsi="Cambria"/>
           <w:i/>
           <w:iCs/>
-          <w:sz w:val="22"/>
-          <w:szCs w:val="22"/>
-        </w:rPr>
-        <w:t xml:space="preserve">Manuscript draft — target venue: npj Digital Medicine. All quantitative claims are drawn from the honest, leakage-corrected result artifacts in `eval/probe/` and `logs/`. No numbers in this draft were invented; items that still require an author check are flagged </w:t>
-      </w:r>
-      <w:r>
-        <w:rPr>
-          <w:rFonts w:ascii="Cambria" w:cs="Cambria" w:eastAsia="Cambria" w:hAnsi="Cambria"/>
-          <w:i/>
-          <w:iCs/>
-          <w:sz w:val="22"/>
-          <w:szCs w:val="22"/>
-        </w:rPr>
-        <w:t xml:space="preserve">TODO-verify</w:t>
-      </w:r>
-      <w:r>
-        <w:rPr>
-          <w:rFonts w:ascii="Cambria" w:cs="Cambria" w:eastAsia="Cambria" w:hAnsi="Cambria"/>
-          <w:i/>
-          <w:iCs/>
-          <w:sz w:val="22"/>
-          <w:szCs w:val="22"/>
-        </w:rPr>
-        <w:t xml:space="preserve">.</w:t>
+          <w:color w:val="5E7176"/>
+          <w:sz w:val="20"/>
+          <w:szCs w:val="20"/>
+        </w:rPr>
+        <w:t xml:space="preserve">Manuscript draft — target venue: npj Digital Medicine. All quantitative claims are drawn from the honest, leakage-corrected result artifacts in eval/probe/ and logs/. No numbers in this draft were invented.</w:t>
       </w:r>
     </w:p>
     <w:p>
@@ -626,25 +607,7 @@
           <w:sz w:val="22"/>
           <w:szCs w:val="22"/>
         </w:rPr>
-        <w:t xml:space="preserve"> Self-supervised vision transformers such as DINOv2 (Oquab et al., 2023) produce general-purpose features that transfer strongly under linear evaluation. Kumar et al. (2022) formalized when fine-tuning helps versus hurts: under distribution shift, full fine-tuning can distort pretrained features and a linear probe on frozen features generalizes better. In dermatology specifically, frozen-feature and linear-probe approaches have been reported to be competitive with or superior to fine-tuning in low-label regimes (e.g., FEDD, MICCAI 2023, </w:t>
-      </w:r>
-      <w:r>
-        <w:rPr>
-          <w:rFonts w:ascii="Cambria" w:cs="Cambria" w:eastAsia="Cambria" w:hAnsi="Cambria"/>
-          <w:b/>
-          <w:bCs/>
-          <w:sz w:val="22"/>
-          <w:szCs w:val="22"/>
-        </w:rPr>
-        <w:t xml:space="preserve">TODO-verify exact venue/claim</w:t>
-      </w:r>
-      <w:r>
-        <w:rPr>
-          <w:rFonts w:ascii="Cambria" w:cs="Cambria" w:eastAsia="Cambria" w:hAnsi="Cambria"/>
-          <w:sz w:val="22"/>
-          <w:szCs w:val="22"/>
-        </w:rPr>
-        <w:t xml:space="preserve">). Our work is a clinical instantiation of this line, extended to a multi-backbone frozen ensemble.</w:t>
+        <w:t xml:space="preserve"> Self-supervised vision transformers such as DINOv2 (Oquab et al., 2023) produce general-purpose features that transfer strongly under linear evaluation. Kumar et al. (2022) formalized when fine-tuning helps versus hurts: under distribution shift, full fine-tuning can distort pretrained features and a linear probe on frozen features generalizes better. In dermatology specifically, frozen-feature and linear-probe approaches have been reported to be competitive with or superior to fine-tuning in low-label regimes (e.g., FEDD: Carrion and Norouzi, MICCAI 2023). Our work is a clinical instantiation of this line, extended to a multi-backbone frozen ensemble.</w:t>
       </w:r>
     </w:p>
     <w:p>
@@ -830,25 +793,7 @@
           <w:sz w:val="22"/>
           <w:szCs w:val="22"/>
         </w:rPr>
-        <w:t xml:space="preserve"> Class-balanced losses (Cui et al., 2019), LDAM and deferred re-weighting (Cao et al., 2019), and decoupled classifier re-training (cRT; Kang et al., 2020, </w:t>
-      </w:r>
-      <w:r>
-        <w:rPr>
-          <w:rFonts w:ascii="Cambria" w:cs="Cambria" w:eastAsia="Cambria" w:hAnsi="Cambria"/>
-          <w:b/>
-          <w:bCs/>
-          <w:sz w:val="22"/>
-          <w:szCs w:val="22"/>
-        </w:rPr>
-        <w:t xml:space="preserve">TODO-verify</w:t>
-      </w:r>
-      <w:r>
-        <w:rPr>
-          <w:rFonts w:ascii="Cambria" w:cs="Cambria" w:eastAsia="Cambria" w:hAnsi="Cambria"/>
-          <w:sz w:val="22"/>
-          <w:szCs w:val="22"/>
-        </w:rPr>
-        <w:t xml:space="preserve">) address class imbalance. We use class-balanced focal loss and cRT as the fine-tuning comparator and diagnose a collapse caused by naively stacking two balancing mechanisms.</w:t>
+        <w:t xml:space="preserve"> Class-balanced losses (Cui et al., 2019), LDAM and deferred re-weighting (Cao et al., 2019), and decoupled classifier re-training (cRT; Kang et al., ICLR 2020) address class imbalance. We use class-balanced focal loss and cRT as the fine-tuning comparator and diagnose a collapse caused by naively stacking two balancing mechanisms.</w:t>
       </w:r>
     </w:p>
     <w:p>
@@ -7190,7 +7135,23 @@
           <w:sz w:val="22"/>
           <w:szCs w:val="22"/>
         </w:rPr>
-        <w:t xml:space="preserve">). The dedup-threshold sensitivity curve (0.95–0.995) is now reported in Section 5 and confirms the 0.573 is not a knife-edge artifact. Remaining laptop-feasible items: a full multi-seed mean ± SD re-issue of every headline number; and a re-run of the winner's-curse / calibration-split check (R05) restricted to the de-duplicated external partition (the completed run scored the full, leakage-inflated partition; see Section 7). GPU-dependent items: a protocol-matched DDI fine-tune (R17). Data-dependent items: a second dark-skin cancer benchmark and a held-out Indian clinical test set. Methodological extensions suggested by the frozen-feature geometry include per-Fitzpatrick Mondrian conformal with small-sample coverage certificates, tone-conditional feature alignment as a fairness-adaptation probe of whether ~0.87 is a data or feature-usage ceiling, and formal calibration of the LLM-evidence fusion with a certified melanoma-sensitivity floor.</w:t>
+        <w:t xml:space="preserve">). The dedup-threshold sensitivity curve (0.95–0.995) is now reported in Section 5 and confirms the 0.573 is not a knife-edge artifact. The winner's-curse / calibration-split check (R05) has since been re-run on the de-duplicated external partition (</w:t>
+      </w:r>
+      <w:r>
+        <w:rPr>
+          <w:rFonts w:ascii="Consolas" w:cs="Consolas" w:eastAsia="Consolas" w:hAnsi="Consolas"/>
+          <w:sz w:val="20"/>
+          <w:szCs w:val="20"/>
+        </w:rPr>
+        <w:t xml:space="preserve">r12_r05_dedup_sweep.json</w:t>
+      </w:r>
+      <w:r>
+        <w:rPr>
+          <w:rFonts w:ascii="Cambria" w:cs="Cambria" w:eastAsia="Cambria" w:hAnsi="Cambria"/>
+          <w:sz w:val="22"/>
+          <w:szCs w:val="22"/>
+        </w:rPr>
+        <w:t xml:space="preserve">): selecting on out-of-fold macro-F1 alone again chooses 518 px + MLP and scores 0.5724 (95% CI 0.553–0.590) against the 0.573 reported throughout, so the headline is not selection-inflated (Section 7). The remaining laptop-feasible item is a full multi-seed mean ± SD re-issue of every headline number, quantifying training variance alongside the sampling variance already captured by the bootstrap CIs. GPU-dependent items: a protocol-matched DDI fine-tune (R17). Data-dependent items: a second dark-skin cancer benchmark and a held-out Indian clinical test set. Methodological extensions suggested by the frozen-feature geometry include per-Fitzpatrick Mondrian conformal with small-sample coverage certificates, tone-conditional feature alignment as a fairness-adaptation probe of whether ~0.87 is a data or feature-usage ceiling, and formal calibration of the LLM-evidence fusion with a certified melanoma-sensitivity floor.</w:t>
       </w:r>
     </w:p>
     <w:p>
@@ -7497,25 +7458,7 @@
           <w:sz w:val="22"/>
           <w:szCs w:val="22"/>
         </w:rPr>
-        <w:t xml:space="preserve">All datasets are public research datasets (ISIC-2019/2024, BCN20000, Fitzpatrick17k/CleanPatrick, SCIN, DermaCon-IN, PAD-UFES-20, DDI, Mpox/MSLD); access terms follow the respective providers. DDI requires registration with its host (Stanford AIMI, </w:t>
-      </w:r>
-      <w:r>
-        <w:rPr>
-          <w:rFonts w:ascii="Cambria" w:cs="Cambria" w:eastAsia="Cambria" w:hAnsi="Cambria"/>
-          <w:b/>
-          <w:bCs/>
-          <w:sz w:val="22"/>
-          <w:szCs w:val="22"/>
-        </w:rPr>
-        <w:t xml:space="preserve">TODO-verify current access route</w:t>
-      </w:r>
-      <w:r>
-        <w:rPr>
-          <w:rFonts w:ascii="Cambria" w:cs="Cambria" w:eastAsia="Cambria" w:hAnsi="Cambria"/>
-          <w:sz w:val="22"/>
-          <w:szCs w:val="22"/>
-        </w:rPr>
-        <w:t xml:space="preserve">). Result artifacts underlying every number in this manuscript are in </w:t>
+        <w:t xml:space="preserve">All datasets are public research datasets (ISIC-2019/2024, BCN20000, Fitzpatrick17k/CleanPatrick, SCIN, DermaCon-IN, PAD-UFES-20, DDI, Mpox/MSLD); access terms follow the respective providers. DDI is distributed through the Stanford AIMI Shared Datasets portal and requires registration and acceptance of its terms. Result artifacts underlying every number in this manuscript are in </w:t>
       </w:r>
       <w:r>
         <w:rPr>
@@ -7787,25 +7730,7 @@
           <w:sz w:val="22"/>
           <w:szCs w:val="22"/>
         </w:rPr>
-        <w:t xml:space="preserve"> and a model card for the deployed 25-class probe are to be restored/authored as part of the reproducibility package (</w:t>
-      </w:r>
-      <w:r>
-        <w:rPr>
-          <w:rFonts w:ascii="Cambria" w:cs="Cambria" w:eastAsia="Cambria" w:hAnsi="Cambria"/>
-          <w:b/>
-          <w:bCs/>
-          <w:sz w:val="22"/>
-          <w:szCs w:val="22"/>
-        </w:rPr>
-        <w:t xml:space="preserve">TODO-verify</w:t>
-      </w:r>
-      <w:r>
-        <w:rPr>
-          <w:rFonts w:ascii="Cambria" w:cs="Cambria" w:eastAsia="Cambria" w:hAnsi="Cambria"/>
-          <w:sz w:val="22"/>
-          <w:szCs w:val="22"/>
-        </w:rPr>
-        <w:t xml:space="preserve"> exact versions of </w:t>
+        <w:t xml:space="preserve"> and a model card for the deployed 25-class probe (</w:t>
       </w:r>
       <w:r>
         <w:rPr>
@@ -7813,15 +7738,15 @@
           <w:sz w:val="20"/>
           <w:szCs w:val="20"/>
         </w:rPr>
-        <w:t xml:space="preserve">torch</w:t>
-      </w:r>
-      <w:r>
-        <w:rPr>
-          <w:rFonts w:ascii="Cambria" w:cs="Cambria" w:eastAsia="Cambria" w:hAnsi="Cambria"/>
-          <w:sz w:val="22"/>
-          <w:szCs w:val="22"/>
-        </w:rPr>
-        <w:t xml:space="preserve">, </w:t>
+        <w:t xml:space="preserve">docs/MODEL_CARD.md</w:t>
+      </w:r>
+      <w:r>
+        <w:rPr>
+          <w:rFonts w:ascii="Cambria" w:cs="Cambria" w:eastAsia="Cambria" w:hAnsi="Cambria"/>
+          <w:sz w:val="22"/>
+          <w:szCs w:val="22"/>
+        </w:rPr>
+        <w:t xml:space="preserve">) are included in the repository; exact resolved versions are recorded per run by </w:t>
       </w:r>
       <w:r>
         <w:rPr>
@@ -7829,31 +7754,15 @@
           <w:sz w:val="20"/>
           <w:szCs w:val="20"/>
         </w:rPr>
-        <w:t xml:space="preserve">timm</w:t>
-      </w:r>
-      <w:r>
-        <w:rPr>
-          <w:rFonts w:ascii="Cambria" w:cs="Cambria" w:eastAsia="Cambria" w:hAnsi="Cambria"/>
-          <w:sz w:val="22"/>
-          <w:szCs w:val="22"/>
-        </w:rPr>
-        <w:t xml:space="preserve">, </w:t>
-      </w:r>
-      <w:r>
-        <w:rPr>
-          <w:rFonts w:ascii="Consolas" w:cs="Consolas" w:eastAsia="Consolas" w:hAnsi="Consolas"/>
-          <w:sz w:val="20"/>
-          <w:szCs w:val="20"/>
-        </w:rPr>
-        <w:t xml:space="preserve">scikit-learn</w:t>
-      </w:r>
-      <w:r>
-        <w:rPr>
-          <w:rFonts w:ascii="Cambria" w:cs="Cambria" w:eastAsia="Cambria" w:hAnsi="Cambria"/>
-          <w:sz w:val="22"/>
-          <w:szCs w:val="22"/>
-        </w:rPr>
-        <w:t xml:space="preserve">). No GPU is required to reproduce the frozen-probe and ensemble results from cached features.</w:t>
+        <w:t xml:space="preserve">scripts/reproduce.py manifest</w:t>
+      </w:r>
+      <w:r>
+        <w:rPr>
+          <w:rFonts w:ascii="Cambria" w:cs="Cambria" w:eastAsia="Cambria" w:hAnsi="Cambria"/>
+          <w:sz w:val="22"/>
+          <w:szCs w:val="22"/>
+        </w:rPr>
+        <w:t xml:space="preserve">. No GPU is required to reproduce the frozen-probe and ensemble results from cached features.</w:t>
       </w:r>
     </w:p>
     <w:p>
@@ -7913,30 +7822,11 @@
           <w:rFonts w:ascii="Cambria" w:cs="Cambria" w:eastAsia="Cambria" w:hAnsi="Cambria"/>
           <w:i/>
           <w:iCs/>
-          <w:sz w:val="22"/>
-          <w:szCs w:val="22"/>
-        </w:rPr>
-        <w:t xml:space="preserve">Word count target 4,000–5,000; see `FIGURES_TABLES.md` for figure/table specifications and `REFERENCES.md` for the reference list. Numbers flagged </w:t>
-      </w:r>
-      <w:r>
-        <w:rPr>
-          <w:rFonts w:ascii="Cambria" w:cs="Cambria" w:eastAsia="Cambria" w:hAnsi="Cambria"/>
-          <w:i/>
-          <w:iCs/>
-          <w:sz w:val="22"/>
-          <w:szCs w:val="22"/>
-        </w:rPr>
-        <w:t xml:space="preserve">TODO-verify</w:t>
-      </w:r>
-      <w:r>
-        <w:rPr>
-          <w:rFonts w:ascii="Cambria" w:cs="Cambria" w:eastAsia="Cambria" w:hAnsi="Cambria"/>
-          <w:i/>
-          <w:iCs/>
-          <w:sz w:val="22"/>
-          <w:szCs w:val="22"/>
-        </w:rPr>
-        <w:t xml:space="preserve"> require an author check before submission.</w:t>
+          <w:color w:val="5E7176"/>
+          <w:sz w:val="20"/>
+          <w:szCs w:val="20"/>
+        </w:rPr>
+        <w:t xml:space="preserve">Word count target 4,000–5,000; see FIGURES_TABLES.md for figure/table specifications and REFERENCES.md for the reference list.</w:t>
       </w:r>
     </w:p>
     <w:sectPr>

--- a/reports/manuscript/MNKAI-III_Manuscript.docx
+++ b/reports/manuscript/MNKAI-III_Manuscript.docx
@@ -129,7 +129,7 @@
           <w:sz w:val="22"/>
           <w:szCs w:val="22"/>
         </w:rPr>
-        <w:t xml:space="preserve"> On DDI, the frozen six-backbone score-averaged ensemble reaches overall AUROC 0.826 (95% CI 0.789–0.862) and, on the darkest skin (Fitzpatrick V–VI), AUROC 0.872 (95% CI 0.808–0.929), significantly above the single-backbone frozen baseline (V–VI 0.789): paired-bootstrap Delta-AUROC overall +0.078 (95% CI 0.049–0.107, p &lt; 0.001); V–VI +0.083 (95% CI 0.034–0.133, p = 0.0005). All ensemble members are frozen, so the gain is attributable to architectural diversity rather than adaptation. Multi-seed cross-validation is stable (overall 0.830 ± 0.009; V–VI 0.874 ± 0.007). Clinically, the ensemble reaches sensitivity 0.696 at 80% specificity overall and 0.750 within V–VI, its net benefit exceeds treat-all and treat-none at every threshold (decision-curve analysis, pt 0.05–0.50), and its malignancy score is near-calibrated (temperature 1.25; ECE 0.057 uncalibrated, 0.055 after temperature scaling). A supervised-ImageNet frozen control shows that at matched architecture and resolution self-supervision does not significantly beat supervised pretraining (0.736 vs 0.729, p = 0.37), so the gain is attributable to the frozen-representation-plus-probe recipe rather than to the SSL objective. A 4-backbone subset retains V–VI AUROC 0.870 (of 0.872) at one-third less inference cost. On the 25-condition task, the frozen probe attains macro-F1 0.573 (95% CI 0.552–0.591) versus 0.527 (95% CI 0.510–0.543) for the matched fine-tuned baseline on the duplicate-corrected external test (disjoint CIs). Under a deterministic re-run (fixed seeds, R02), temperature scaling (T = 2.2) reduces expected calibration error (ECE) from 0.21 to 0.042; RAPS conformal achieves 0.892 empirical coverage at target 0.90 (mean set size 3.44); selective prediction at a 30% referral rate raises retained accuracy to 0.766. During evaluation we detected and corrected roughly 35% train–test near-duplicate leakage in the multi-source external test via frozen-feature nearest-neighbor auditing, revising the 25-class headline down (0.626 → 0.573).</w:t>
+        <w:t xml:space="preserve"> On DDI, the frozen six-backbone score-averaged ensemble reaches overall AUROC 0.826 (95% CI 0.789–0.862) and, on the darkest skin (Fitzpatrick V–VI), AUROC 0.872 (95% CI 0.808–0.929), significantly above the single-backbone frozen baseline (V–VI 0.789): paired-bootstrap Delta-AUROC overall +0.078 (95% CI 0.049–0.107, p &lt; 0.001); V–VI +0.083 (95% CI 0.034–0.133, p = 0.0005). All ensemble members are frozen, so the gain is attributable to architectural diversity rather than adaptation. Multi-seed cross-validation is stable (overall 0.830 ± 0.009; V–VI 0.874 ± 0.007). Clinically, the ensemble reaches sensitivity 0.696 at 80% specificity overall and 0.750 within V–VI, its net benefit exceeds treat-all and treat-none at every threshold (decision-curve analysis, pt 0.05–0.50), and its malignancy score is near-calibrated (temperature 1.25; ECE 0.057 uncalibrated, 0.055 after temperature scaling). A supervised-ImageNet frozen control shows that at matched architecture and resolution self-supervision does not significantly beat supervised pretraining (0.736 vs 0.729, p = 0.37), so the gain is attributable to the frozen-representation-plus-probe recipe rather than to the SSL objective. A 4-backbone subset retains V–VI AUROC 0.870 (of 0.872) at one-third less inference cost. On the 25-condition task, the frozen probe attains macro-F1 0.573 (95% CI 0.552–0.591) versus 0.527 (95% CI 0.510–0.543) for the matched fine-tuned baseline on the duplicate-corrected external test (disjoint CIs); across five training seeds the frozen-probe mean is 0.567 (SD 0.006), with every seed exceeding the baseline interval. Under a deterministic re-run (fixed seeds, R02), temperature scaling (T = 2.2) reduces expected calibration error (ECE) from 0.21 to 0.042; RAPS conformal achieves 0.892 empirical coverage at target 0.90 (mean set size 3.44); selective prediction at a 30% referral rate raises retained accuracy to 0.766. During evaluation we detected and corrected roughly 35% train–test near-duplicate leakage in the multi-source external test via frozen-feature nearest-neighbor auditing, revising the 25-class headline down (0.626 → 0.573).</w:t>
       </w:r>
     </w:p>
     <w:p>
@@ -5312,6 +5312,114 @@
           <w:sz w:val="22"/>
           <w:szCs w:val="22"/>
         </w:rPr>
+        <w:t xml:space="preserve">Training variance across seeds.</w:t>
+      </w:r>
+      <w:r>
+        <w:rPr>
+          <w:rFonts w:ascii="Cambria" w:cs="Cambria" w:eastAsia="Cambria" w:hAnsi="Cambria"/>
+          <w:sz w:val="22"/>
+          <w:szCs w:val="22"/>
+        </w:rPr>
+        <w:t xml:space="preserve"> The bootstrap confidence intervals above describe test-set sampling variance; they do not describe how much the number moves if the head is retrained. We therefore re-ran the entire probe pipeline under five seeds, each varying the MLP initialisation and the per-class bias fit while holding folds and features fixed (</w:t>
+      </w:r>
+      <w:r>
+        <w:rPr>
+          <w:rFonts w:ascii="Consolas" w:cs="Consolas" w:eastAsia="Consolas" w:hAnsi="Consolas"/>
+          <w:sz w:val="20"/>
+          <w:szCs w:val="20"/>
+        </w:rPr>
+        <w:t xml:space="preserve">multiseed_headline.json</w:t>
+      </w:r>
+      <w:r>
+        <w:rPr>
+          <w:rFonts w:ascii="Cambria" w:cs="Cambria" w:eastAsia="Cambria" w:hAnsi="Cambria"/>
+          <w:sz w:val="22"/>
+          <w:szCs w:val="22"/>
+        </w:rPr>
+        <w:t xml:space="preserve">). On the de-duplicated external test the five values are 0.558, 0.564, 0.567, 0.572 and 0.572, giving a mean of </w:t>
+      </w:r>
+      <w:r>
+        <w:rPr>
+          <w:rFonts w:ascii="Cambria" w:cs="Cambria" w:eastAsia="Cambria" w:hAnsi="Cambria"/>
+          <w:b/>
+          <w:bCs/>
+          <w:sz w:val="22"/>
+          <w:szCs w:val="22"/>
+        </w:rPr>
+        <w:t xml:space="preserve">0.567 (SD 0.006)</w:t>
+      </w:r>
+      <w:r>
+        <w:rPr>
+          <w:rFonts w:ascii="Cambria" w:cs="Cambria" w:eastAsia="Cambria" w:hAnsi="Cambria"/>
+          <w:sz w:val="22"/>
+          <w:szCs w:val="22"/>
+        </w:rPr>
+        <w:t xml:space="preserve">. The 25-class out-of-fold macro-F1 is 0.613 (SD 0.001) and the 9-class out-of-fold macro-F1 is 0.663 (SD 0.0001), both essentially seed-invariant.</w:t>
+      </w:r>
+    </w:p>
+    <w:p>
+      <w:pPr>
+        <w:spacing w:after="140" w:before="60" w:line="300"/>
+        <w:jc w:val="both"/>
+      </w:pPr>
+      <w:r>
+        <w:rPr>
+          <w:rFonts w:ascii="Cambria" w:cs="Cambria" w:eastAsia="Cambria" w:hAnsi="Cambria"/>
+          <w:sz w:val="22"/>
+          <w:szCs w:val="22"/>
+        </w:rPr>
+        <w:t xml:space="preserve">Two things must be said plainly about this. First, </w:t>
+      </w:r>
+      <w:r>
+        <w:rPr>
+          <w:rFonts w:ascii="Cambria" w:cs="Cambria" w:eastAsia="Cambria" w:hAnsi="Cambria"/>
+          <w:b/>
+          <w:bCs/>
+          <w:sz w:val="22"/>
+          <w:szCs w:val="22"/>
+        </w:rPr>
+        <w:t xml:space="preserve">the 0.573 reported throughout is the seed-0 value, and seed 0 turns out to be the highest of the five.</w:t>
+      </w:r>
+      <w:r>
+        <w:rPr>
+          <w:rFonts w:ascii="Cambria" w:cs="Cambria" w:eastAsia="Cambria" w:hAnsi="Cambria"/>
+          <w:sz w:val="22"/>
+          <w:szCs w:val="22"/>
+        </w:rPr>
+        <w:t xml:space="preserve"> Seed 0 was fixed a priori as the determinism convention in R02, before any multi-seed comparison, so this is chance rather than selection — but the honest central estimate is the multi-seed mean of 0.567, and we report both. Second, the conclusion is unaffected: </w:t>
+      </w:r>
+      <w:r>
+        <w:rPr>
+          <w:rFonts w:ascii="Cambria" w:cs="Cambria" w:eastAsia="Cambria" w:hAnsi="Cambria"/>
+          <w:b/>
+          <w:bCs/>
+          <w:sz w:val="22"/>
+          <w:szCs w:val="22"/>
+        </w:rPr>
+        <w:t xml:space="preserve">every seed, including the lowest at 0.558, exceeds the upper bound of the fine-tuned baseline's confidence interval (0.543)</w:t>
+      </w:r>
+      <w:r>
+        <w:rPr>
+          <w:rFonts w:ascii="Cambria" w:cs="Cambria" w:eastAsia="Cambria" w:hAnsi="Cambria"/>
+          <w:sz w:val="22"/>
+          <w:szCs w:val="22"/>
+        </w:rPr>
+        <w:t xml:space="preserve">, so the frozen-probe advantage on this task does not depend on which seed is used. Both the seed-0 value and the multi-seed mean lie well inside the bootstrap interval [0.552, 0.591].</w:t>
+      </w:r>
+    </w:p>
+    <w:p>
+      <w:pPr>
+        <w:spacing w:after="140" w:before="60" w:line="300"/>
+        <w:jc w:val="both"/>
+      </w:pPr>
+      <w:r>
+        <w:rPr>
+          <w:rFonts w:ascii="Cambria" w:cs="Cambria" w:eastAsia="Cambria" w:hAnsi="Cambria"/>
+          <w:b/>
+          <w:bCs/>
+          <w:sz w:val="22"/>
+          <w:szCs w:val="22"/>
+        </w:rPr>
         <w:t xml:space="preserve">Sensitivity to the duplicate cutoff.</w:t>
       </w:r>
       <w:r>
@@ -7151,7 +7259,7 @@
           <w:sz w:val="22"/>
           <w:szCs w:val="22"/>
         </w:rPr>
-        <w:t xml:space="preserve">): selecting on out-of-fold macro-F1 alone again chooses 518 px + MLP and scores 0.5724 (95% CI 0.553–0.590) against the 0.573 reported throughout, so the headline is not selection-inflated (Section 7). The remaining laptop-feasible item is a full multi-seed mean ± SD re-issue of every headline number, quantifying training variance alongside the sampling variance already captured by the bootstrap CIs. GPU-dependent items: a protocol-matched DDI fine-tune (R17). Data-dependent items: a second dark-skin cancer benchmark and a held-out Indian clinical test set. Methodological extensions suggested by the frozen-feature geometry include per-Fitzpatrick Mondrian conformal with small-sample coverage certificates, tone-conditional feature alignment as a fairness-adaptation probe of whether ~0.87 is a data or feature-usage ceiling, and formal calibration of the LLM-evidence fusion with a certified melanoma-sensitivity floor.</w:t>
+        <w:t xml:space="preserve">): selecting on out-of-fold macro-F1 alone again chooses 518 px + MLP and scores 0.5724 (95% CI 0.553–0.590) against the 0.573 reported throughout, so the headline is not selection-inflated (Section 7). The multi-seed re-issue is now also complete (Section 5): five seeds give a 25-class external mean of 0.567 (SD 0.006) against the seed-0 value of 0.573, with the frozen-probe advantage holding at every seed. With this, every laptop-feasible item identified in the internal review is closed. GPU-dependent items: a protocol-matched DDI fine-tune (R17). Data-dependent items: a second dark-skin cancer benchmark and a held-out Indian clinical test set. Methodological extensions suggested by the frozen-feature geometry include per-Fitzpatrick Mondrian conformal with small-sample coverage certificates, tone-conditional feature alignment as a fairness-adaptation probe of whether ~0.87 is a data or feature-usage ceiling, and formal calibration of the LLM-evidence fusion with a certified melanoma-sensitivity floor.</w:t>
       </w:r>
     </w:p>
     <w:p>
